--- a/dist/センゴク盤_紹介資料.docx
+++ b/dist/センゴク盤_紹介資料.docx
@@ -294,7 +294,15 @@
           <w:rFonts w:ascii="Hiragino Mincho ProN" w:hAnsi="Hiragino Mincho ProN" w:eastAsia="Hiragino Mincho ProN"/>
           <w:sz w:val="22"/>
         </w:rPr>
-        <w:t>一局の終わり</w:t>
+        <w:t>天下への道</w:t>
+      </w:r>
+      <w:r>
+        <w:rPr>
+          <w:rFonts w:ascii="Hiragino Mincho ProN" w:hAnsi="Hiragino Mincho ProN" w:eastAsia="Hiragino Mincho ProN"/>
+          <w:color w:val="8A8478"/>
+          <w:sz w:val="18"/>
+        </w:rPr>
+        <w:t xml:space="preserve">　官位・惣無事令・号令</w:t>
       </w:r>
     </w:p>
     <w:p>
@@ -308,6 +316,26 @@
           <w:sz w:val="18"/>
         </w:rPr>
         <w:t xml:space="preserve"> 9　</w:t>
+      </w:r>
+      <w:r>
+        <w:rPr>
+          <w:rFonts w:ascii="Hiragino Mincho ProN" w:hAnsi="Hiragino Mincho ProN" w:eastAsia="Hiragino Mincho ProN"/>
+          <w:sz w:val="22"/>
+        </w:rPr>
+        <w:t>一局の終わり</w:t>
+      </w:r>
+    </w:p>
+    <w:p>
+      <w:pPr>
+        <w:spacing w:after="40"/>
+      </w:pPr>
+      <w:r>
+        <w:rPr>
+          <w:rFonts w:ascii="Hiragino Sans" w:hAnsi="Hiragino Sans" w:eastAsia="Hiragino Sans"/>
+          <w:color w:val="8A8478"/>
+          <w:sz w:val="18"/>
+        </w:rPr>
+        <w:t xml:space="preserve">10　</w:t>
       </w:r>
       <w:r>
         <w:rPr>
@@ -335,7 +363,7 @@
           <w:color w:val="8A8478"/>
           <w:sz w:val="18"/>
         </w:rPr>
-        <w:t xml:space="preserve">10　</w:t>
+        <w:t xml:space="preserve">11　</w:t>
       </w:r>
       <w:r>
         <w:rPr>
@@ -363,7 +391,7 @@
           <w:color w:val="8A8478"/>
           <w:sz w:val="18"/>
         </w:rPr>
-        <w:t xml:space="preserve">11　</w:t>
+        <w:t xml:space="preserve">12　</w:t>
       </w:r>
       <w:r>
         <w:rPr>
@@ -6486,6 +6514,389 @@
           <w:sz w:val="23"/>
           <w:spacing w:val="24"/>
         </w:rPr>
+        <w:t>身分と役（城主・国主・旗頭）</w:t>
+      </w:r>
+    </w:p>
+    <w:p>
+      <w:pPr>
+        <w:spacing w:before="0" w:after="100"/>
+        <w:jc w:val="both"/>
+      </w:pPr>
+      <w:r>
+        <w:rPr>
+          <w:rFonts w:ascii="Hiragino Mincho ProN" w:hAnsi="Hiragino Mincho ProN" w:eastAsia="Hiragino Mincho ProN"/>
+          <w:b w:val="0"/>
+          <w:color w:val="26262A"/>
+          <w:sz w:val="21"/>
+        </w:rPr>
+        <w:t>身分は禄高だけで定まる。役に就いても身分は上がらない――役は預かるものであって身代ではない。加増して身分を上げてから役に就ける、という順になる。</w:t>
+      </w:r>
+    </w:p>
+    <w:p>
+      <w:pPr>
+        <w:spacing w:before="0" w:after="100"/>
+        <w:jc w:val="both"/>
+      </w:pPr>
+      <w:r>
+        <w:rPr>
+          <w:rFonts w:ascii="Hiragino Mincho ProN" w:hAnsi="Hiragino Mincho ProN" w:eastAsia="Hiragino Mincho ProN"/>
+          <w:b w:val="0"/>
+          <w:color w:val="26262A"/>
+          <w:sz w:val="21"/>
+        </w:rPr>
+        <w:t>城主は任じた者に固定される。出陣しても、より大身の者が入っても変わらない。城主が出陣しているあいだは、城に残る者が身分を問わず留守を預かる。</w:t>
+      </w:r>
+    </w:p>
+    <w:tbl>
+      <w:tblPr>
+        <w:tblStyle w:val="TableGrid"/>
+        <w:tblW w:type="auto" w:w="0"/>
+        <w:jc w:val="left"/>
+        <w:tblLook w:firstColumn="1" w:firstRow="1" w:lastColumn="0" w:lastRow="0" w:noHBand="0" w:noVBand="1" w:val="04A0"/>
+      </w:tblPr>
+      <w:tblGrid>
+        <w:gridCol w:w="3289"/>
+        <w:gridCol w:w="3289"/>
+        <w:gridCol w:w="3289"/>
+      </w:tblGrid>
+      <w:tr>
+        <w:tc>
+          <w:tcPr>
+            <w:tcW w:type="dxa" w:w="3289"/>
+            <w:tcBorders>
+              <w:bottom w:val="single" w:sz="8" w:color="26262A"/>
+            </w:tcBorders>
+          </w:tcPr>
+          <w:p>
+            <w:pPr>
+              <w:spacing w:after="40"/>
+            </w:pPr>
+            <w:r/>
+            <w:r>
+              <w:rPr>
+                <w:rFonts w:ascii="Hiragino Sans" w:hAnsi="Hiragino Sans" w:eastAsia="Hiragino Sans"/>
+                <w:b/>
+                <w:color w:val="6E6A62"/>
+                <w:sz w:val="17"/>
+              </w:rPr>
+              <w:t>役</w:t>
+            </w:r>
+          </w:p>
+        </w:tc>
+        <w:tc>
+          <w:tcPr>
+            <w:tcW w:type="dxa" w:w="3289"/>
+            <w:tcBorders>
+              <w:bottom w:val="single" w:sz="8" w:color="26262A"/>
+            </w:tcBorders>
+          </w:tcPr>
+          <w:p>
+            <w:pPr>
+              <w:spacing w:after="40"/>
+            </w:pPr>
+            <w:r/>
+            <w:r>
+              <w:rPr>
+                <w:rFonts w:ascii="Hiragino Sans" w:hAnsi="Hiragino Sans" w:eastAsia="Hiragino Sans"/>
+                <w:b/>
+                <w:color w:val="6E6A62"/>
+                <w:sz w:val="17"/>
+              </w:rPr>
+              <w:t>要る身分</w:t>
+            </w:r>
+          </w:p>
+        </w:tc>
+        <w:tc>
+          <w:tcPr>
+            <w:tcW w:type="dxa" w:w="3289"/>
+            <w:tcBorders>
+              <w:bottom w:val="single" w:sz="8" w:color="26262A"/>
+            </w:tcBorders>
+          </w:tcPr>
+          <w:p>
+            <w:pPr>
+              <w:spacing w:after="40"/>
+            </w:pPr>
+            <w:r/>
+            <w:r>
+              <w:rPr>
+                <w:rFonts w:ascii="Hiragino Sans" w:hAnsi="Hiragino Sans" w:eastAsia="Hiragino Sans"/>
+                <w:b/>
+                <w:color w:val="6E6A62"/>
+                <w:sz w:val="17"/>
+              </w:rPr>
+              <w:t>預かるもの</w:t>
+            </w:r>
+          </w:p>
+        </w:tc>
+      </w:tr>
+      <w:tr>
+        <w:tc>
+          <w:tcPr>
+            <w:tcW w:type="dxa" w:w="3289"/>
+            <w:tcBorders>
+              <w:bottom w:val="single" w:sz="4" w:color="D8D2C4"/>
+            </w:tcBorders>
+          </w:tcPr>
+          <w:p>
+            <w:pPr>
+              <w:spacing w:before="40" w:after="40" w:line="348" w:lineRule="auto"/>
+            </w:pPr>
+            <w:r/>
+            <w:r>
+              <w:rPr>
+                <w:rFonts w:ascii="Hiragino Mincho ProN" w:hAnsi="Hiragino Mincho ProN" w:eastAsia="Hiragino Mincho ProN"/>
+                <w:b/>
+                <w:sz w:val="19"/>
+              </w:rPr>
+              <w:t>城主</w:t>
+            </w:r>
+          </w:p>
+        </w:tc>
+        <w:tc>
+          <w:tcPr>
+            <w:tcW w:type="dxa" w:w="3289"/>
+            <w:tcBorders>
+              <w:bottom w:val="single" w:sz="4" w:color="D8D2C4"/>
+            </w:tcBorders>
+          </w:tcPr>
+          <w:p>
+            <w:pPr>
+              <w:spacing w:before="40" w:after="40" w:line="348" w:lineRule="auto"/>
+            </w:pPr>
+            <w:r/>
+            <w:r>
+              <w:rPr>
+                <w:rFonts w:ascii="Hiragino Mincho ProN" w:hAnsi="Hiragino Mincho ProN" w:eastAsia="Hiragino Mincho ProN"/>
+                <w:color w:val="4A4640"/>
+                <w:sz w:val="19"/>
+              </w:rPr>
+              <w:t>侍大将</w:t>
+            </w:r>
+          </w:p>
+        </w:tc>
+        <w:tc>
+          <w:tcPr>
+            <w:tcW w:type="dxa" w:w="3289"/>
+            <w:tcBorders>
+              <w:bottom w:val="single" w:sz="4" w:color="D8D2C4"/>
+            </w:tcBorders>
+          </w:tcPr>
+          <w:p>
+            <w:pPr>
+              <w:spacing w:before="40" w:after="40" w:line="348" w:lineRule="auto"/>
+            </w:pPr>
+            <w:r/>
+            <w:r>
+              <w:rPr>
+                <w:rFonts w:ascii="Hiragino Mincho ProN" w:hAnsi="Hiragino Mincho ProN" w:eastAsia="Hiragino Mincho ProN"/>
+                <w:color w:val="4A4640"/>
+                <w:sz w:val="19"/>
+              </w:rPr>
+              <w:t>城の政務と守り</w:t>
+            </w:r>
+          </w:p>
+        </w:tc>
+      </w:tr>
+      <w:tr>
+        <w:tc>
+          <w:tcPr>
+            <w:tcW w:type="dxa" w:w="3289"/>
+            <w:tcBorders>
+              <w:bottom w:val="single" w:sz="4" w:color="D8D2C4"/>
+            </w:tcBorders>
+          </w:tcPr>
+          <w:p>
+            <w:pPr>
+              <w:spacing w:before="40" w:after="40" w:line="348" w:lineRule="auto"/>
+            </w:pPr>
+            <w:r/>
+            <w:r>
+              <w:rPr>
+                <w:rFonts w:ascii="Hiragino Mincho ProN" w:hAnsi="Hiragino Mincho ProN" w:eastAsia="Hiragino Mincho ProN"/>
+                <w:b/>
+                <w:sz w:val="19"/>
+              </w:rPr>
+              <w:t>国主</w:t>
+            </w:r>
+          </w:p>
+        </w:tc>
+        <w:tc>
+          <w:tcPr>
+            <w:tcW w:type="dxa" w:w="3289"/>
+            <w:tcBorders>
+              <w:bottom w:val="single" w:sz="4" w:color="D8D2C4"/>
+            </w:tcBorders>
+          </w:tcPr>
+          <w:p>
+            <w:pPr>
+              <w:spacing w:before="40" w:after="40" w:line="348" w:lineRule="auto"/>
+            </w:pPr>
+            <w:r/>
+            <w:r>
+              <w:rPr>
+                <w:rFonts w:ascii="Hiragino Mincho ProN" w:hAnsi="Hiragino Mincho ProN" w:eastAsia="Hiragino Mincho ProN"/>
+                <w:color w:val="4A4640"/>
+                <w:sz w:val="19"/>
+              </w:rPr>
+              <w:t>家老（八千石）</w:t>
+            </w:r>
+          </w:p>
+        </w:tc>
+        <w:tc>
+          <w:tcPr>
+            <w:tcW w:type="dxa" w:w="3289"/>
+            <w:tcBorders>
+              <w:bottom w:val="single" w:sz="4" w:color="D8D2C4"/>
+            </w:tcBorders>
+          </w:tcPr>
+          <w:p>
+            <w:pPr>
+              <w:spacing w:before="40" w:after="40" w:line="348" w:lineRule="auto"/>
+            </w:pPr>
+            <w:r/>
+            <w:r>
+              <w:rPr>
+                <w:rFonts w:ascii="Hiragino Mincho ProN" w:hAnsi="Hiragino Mincho ProN" w:eastAsia="Hiragino Mincho ProN"/>
+                <w:color w:val="4A4640"/>
+                <w:sz w:val="19"/>
+              </w:rPr>
+              <w:t>城を持つ一国。その国の城主を寄騎に取れる</w:t>
+            </w:r>
+          </w:p>
+        </w:tc>
+      </w:tr>
+      <w:tr>
+        <w:tc>
+          <w:tcPr>
+            <w:tcW w:type="dxa" w:w="3289"/>
+            <w:tcBorders>
+              <w:bottom w:val="single" w:sz="4" w:color="D8D2C4"/>
+            </w:tcBorders>
+          </w:tcPr>
+          <w:p>
+            <w:pPr>
+              <w:spacing w:before="40" w:after="40" w:line="348" w:lineRule="auto"/>
+            </w:pPr>
+            <w:r/>
+            <w:r>
+              <w:rPr>
+                <w:rFonts w:ascii="Hiragino Mincho ProN" w:hAnsi="Hiragino Mincho ProN" w:eastAsia="Hiragino Mincho ProN"/>
+                <w:b/>
+                <w:sz w:val="19"/>
+              </w:rPr>
+              <w:t>旗頭</w:t>
+            </w:r>
+          </w:p>
+        </w:tc>
+        <w:tc>
+          <w:tcPr>
+            <w:tcW w:type="dxa" w:w="3289"/>
+            <w:tcBorders>
+              <w:bottom w:val="single" w:sz="4" w:color="D8D2C4"/>
+            </w:tcBorders>
+          </w:tcPr>
+          <w:p>
+            <w:pPr>
+              <w:spacing w:before="40" w:after="40" w:line="348" w:lineRule="auto"/>
+            </w:pPr>
+            <w:r/>
+            <w:r>
+              <w:rPr>
+                <w:rFonts w:ascii="Hiragino Mincho ProN" w:hAnsi="Hiragino Mincho ProN" w:eastAsia="Hiragino Mincho ProN"/>
+                <w:color w:val="4A4640"/>
+                <w:sz w:val="19"/>
+              </w:rPr>
+              <w:t>宿老（二万石）</w:t>
+            </w:r>
+          </w:p>
+        </w:tc>
+        <w:tc>
+          <w:tcPr>
+            <w:tcW w:type="dxa" w:w="3289"/>
+            <w:tcBorders>
+              <w:bottom w:val="single" w:sz="4" w:color="D8D2C4"/>
+            </w:tcBorders>
+          </w:tcPr>
+          <w:p>
+            <w:pPr>
+              <w:spacing w:before="40" w:after="40" w:line="348" w:lineRule="auto"/>
+            </w:pPr>
+            <w:r/>
+            <w:r>
+              <w:rPr>
+                <w:rFonts w:ascii="Hiragino Mincho ProN" w:hAnsi="Hiragino Mincho ProN" w:eastAsia="Hiragino Mincho ProN"/>
+                <w:color w:val="4A4640"/>
+                <w:sz w:val="19"/>
+              </w:rPr>
+              <w:t>方面軍。受け持ちは寄騎を付けるにつれて広がる</w:t>
+            </w:r>
+          </w:p>
+        </w:tc>
+      </w:tr>
+    </w:tbl>
+    <w:p>
+      <w:pPr>
+        <w:spacing w:after="60"/>
+      </w:pPr>
+    </w:p>
+    <w:p>
+      <w:pPr>
+        <w:spacing w:before="240" w:after="60"/>
+      </w:pPr>
+      <w:r>
+        <w:rPr>
+          <w:rFonts w:ascii="Hiragino Sans" w:hAnsi="Hiragino Sans" w:eastAsia="Hiragino Sans"/>
+          <w:b/>
+          <w:color w:val="4A4640"/>
+          <w:sz w:val="23"/>
+          <w:spacing w:val="24"/>
+        </w:rPr>
+        <w:t>方面軍（旗頭）</w:t>
+      </w:r>
+    </w:p>
+    <w:p>
+      <w:pPr>
+        <w:spacing w:before="0" w:after="100"/>
+        <w:jc w:val="both"/>
+      </w:pPr>
+      <w:r>
+        <w:rPr>
+          <w:rFonts w:ascii="Hiragino Mincho ProN" w:hAnsi="Hiragino Mincho ProN" w:eastAsia="Hiragino Mincho ProN"/>
+          <w:b w:val="0"/>
+          <w:color w:val="26262A"/>
+          <w:sz w:val="21"/>
+        </w:rPr>
+        <w:t>旗頭の受け持ちは、任じるときに国を選んで決めるものではない。己の国と、寄騎たちの国である。国主を寄騎に取れば、その国が受け持ちに加わり、手の届く先がさらに一つ外へ伸びる。史実の方面軍もそうして生まれた――与力を付け、隣を切り取らせ、また与力を付ける。大名が先に絵図を引いてしまうのでは、方面軍の意味が薄い。</w:t>
+      </w:r>
+    </w:p>
+    <w:p>
+      <w:pPr>
+        <w:spacing w:before="0" w:after="100"/>
+        <w:jc w:val="both"/>
+      </w:pPr>
+      <w:r>
+        <w:rPr>
+          <w:rFonts w:ascii="Hiragino Mincho ProN" w:hAnsi="Hiragino Mincho ProN" w:eastAsia="Hiragino Mincho ProN"/>
+          <w:b w:val="0"/>
+          <w:color w:val="26262A"/>
+          <w:sz w:val="21"/>
+        </w:rPr>
+        <w:t>大名が指すのは「どの家を攻めるか」までである（受け持ちに国境を接する家から三家まで）。どの城をいつ攻めるかは旗頭の見立てで、城攻めの始末まで旗頭が捌き、顛末だけが月報に出る。預けた城の政務は、まず兵を器いっぱいに満たし、次に富国、その後に調略という順で進む。</w:t>
+      </w:r>
+    </w:p>
+    <w:p>
+      <w:pPr>
+        <w:spacing w:before="240" w:after="60"/>
+      </w:pPr>
+      <w:r>
+        <w:rPr>
+          <w:rFonts w:ascii="Hiragino Sans" w:hAnsi="Hiragino Sans" w:eastAsia="Hiragino Sans"/>
+          <w:b/>
+          <w:color w:val="4A4640"/>
+          <w:sz w:val="23"/>
+          <w:spacing w:val="24"/>
+        </w:rPr>
         <w:t>組と組頭（この盤の特色）</w:t>
       </w:r>
     </w:p>
@@ -13615,6 +14026,177 @@
           <w:rFonts w:ascii="Hiragino Mincho ProN" w:hAnsi="Hiragino Mincho ProN" w:eastAsia="Hiragino Mincho ProN"/>
           <w:sz w:val="34"/>
         </w:rPr>
+        <w:t>天下への道</w:t>
+      </w:r>
+      <w:r>
+        <w:rPr>
+          <w:rFonts w:ascii="Hiragino Sans" w:hAnsi="Hiragino Sans" w:eastAsia="Hiragino Sans"/>
+          <w:color w:val="8A8478"/>
+          <w:sz w:val="20"/>
+        </w:rPr>
+        <w:t xml:space="preserve">　　官位・惣無事令・号令</w:t>
+      </w:r>
+    </w:p>
+    <w:p>
+      <w:pPr>
+        <w:spacing w:before="240" w:after="60"/>
+      </w:pPr>
+      <w:r>
+        <w:rPr>
+          <w:rFonts w:ascii="Hiragino Sans" w:hAnsi="Hiragino Sans" w:eastAsia="Hiragino Sans"/>
+          <w:b/>
+          <w:color w:val="4A4640"/>
+          <w:sz w:val="23"/>
+          <w:spacing w:val="24"/>
+        </w:rPr>
+        <w:t>五畿を握れば官位が下る</w:t>
+      </w:r>
+    </w:p>
+    <w:p>
+      <w:pPr>
+        <w:spacing w:before="0" w:after="100"/>
+        <w:jc w:val="both"/>
+      </w:pPr>
+      <w:r>
+        <w:rPr>
+          <w:rFonts w:ascii="Hiragino Mincho ProN" w:hAnsi="Hiragino Mincho ProN" w:eastAsia="Hiragino Mincho ProN"/>
+          <w:b w:val="0"/>
+          <w:color w:val="26262A"/>
+          <w:sz w:val="21"/>
+        </w:rPr>
+        <w:t>山城・大和・河内・和泉・摂津――五畿を旗の下に収めれば、朝廷から官位が下る。右大臣・内大臣と進み、直轄と版図が届けば関白、相模と武蔵まで押さえれば征夷大将軍となる。関白か将軍が天下人である。</w:t>
+      </w:r>
+    </w:p>
+    <w:p>
+      <w:pPr>
+        <w:spacing w:before="0" w:after="100"/>
+        <w:jc w:val="both"/>
+      </w:pPr>
+      <w:r>
+        <w:rPr>
+          <w:rFonts w:ascii="Hiragino Mincho ProN" w:hAnsi="Hiragino Mincho ProN" w:eastAsia="Hiragino Mincho ProN"/>
+          <w:b w:val="0"/>
+          <w:color w:val="26262A"/>
+          <w:sz w:val="21"/>
+        </w:rPr>
+        <w:t>一度得た位は、少々の目減りでは落ちない。全国石高は竿を入れ田を拓くたびに増えるので、関門を割合で置くと、何も失っていないのに足下から関門が迫り上がる。保つ関門は、得るときより一割低い。</w:t>
+      </w:r>
+    </w:p>
+    <w:p>
+      <w:pPr>
+        <w:spacing w:before="240" w:after="60"/>
+      </w:pPr>
+      <w:r>
+        <w:rPr>
+          <w:rFonts w:ascii="Hiragino Sans" w:hAnsi="Hiragino Sans" w:eastAsia="Hiragino Sans"/>
+          <w:b/>
+          <w:color w:val="4A4640"/>
+          <w:sz w:val="23"/>
+          <w:spacing w:val="24"/>
+        </w:rPr>
+        <w:t>惣無事令と朝敵</w:t>
+      </w:r>
+    </w:p>
+    <w:p>
+      <w:pPr>
+        <w:spacing w:before="0" w:after="100"/>
+        <w:jc w:val="both"/>
+      </w:pPr>
+      <w:r>
+        <w:rPr>
+          <w:rFonts w:ascii="Hiragino Mincho ProN" w:hAnsi="Hiragino Mincho ProN" w:eastAsia="Hiragino Mincho ProN"/>
+          <w:b w:val="0"/>
+          <w:color w:val="26262A"/>
+          <w:sz w:val="21"/>
+        </w:rPr>
+        <w:t>天下人は諸大名に私戦の停止を命じられる。従えば臣従し、ここでは石高の比を問わない――秀吉は既にあった間柄を一度ご破算にして「秀吉に従うか否か」に組み替えた。拒めば朝敵となり、以後その家を攻めるのに約束を破る咎めはない。</w:t>
+      </w:r>
+    </w:p>
+    <w:p>
+      <w:pPr>
+        <w:spacing w:before="0" w:after="100"/>
+        <w:jc w:val="both"/>
+      </w:pPr>
+      <w:r>
+        <w:rPr>
+          <w:rFonts w:ascii="Hiragino Mincho ProN" w:hAnsi="Hiragino Mincho ProN" w:eastAsia="Hiragino Mincho ProN"/>
+          <w:b w:val="0"/>
+          <w:color w:val="26262A"/>
+          <w:sz w:val="21"/>
+        </w:rPr>
+        <w:t>朝敵となっても家中は乱れない。従わぬと決めたことは家臣とも談じたはずであり、むしろ結束は固まる。北条も島津も、決断の後は最後まで戦った。</w:t>
+      </w:r>
+    </w:p>
+    <w:p>
+      <w:pPr>
+        <w:spacing w:before="240" w:after="60"/>
+      </w:pPr>
+      <w:r>
+        <w:rPr>
+          <w:rFonts w:ascii="Hiragino Sans" w:hAnsi="Hiragino Sans" w:eastAsia="Hiragino Sans"/>
+          <w:b/>
+          <w:color w:val="4A4640"/>
+          <w:sz w:val="23"/>
+          <w:spacing w:val="24"/>
+        </w:rPr>
+        <w:t>号令</w:t>
+      </w:r>
+    </w:p>
+    <w:p>
+      <w:pPr>
+        <w:spacing w:before="0" w:after="100"/>
+        <w:jc w:val="both"/>
+      </w:pPr>
+      <w:r>
+        <w:rPr>
+          <w:rFonts w:ascii="Hiragino Mincho ProN" w:hAnsi="Hiragino Mincho ProN" w:eastAsia="Hiragino Mincho ProN"/>
+          <w:b w:val="0"/>
+          <w:color w:val="26262A"/>
+          <w:sz w:val="21"/>
+        </w:rPr>
+        <w:t>惣無事令が「私戦を停めよ」であるのに対し、号令は「ここへ出よ」である。秀吉の小田原がその形で、全国の大名が数筋の道から同じ城へ寄せた。身分の梯子がそのまま骨格になる――旗頭は受け持ち、国主は一国、当主は自国、臣従大名はその家の全城を、それぞれ一手として出す。</w:t>
+      </w:r>
+    </w:p>
+    <w:p>
+      <w:pPr>
+        <w:spacing w:before="0" w:after="100"/>
+        <w:jc w:val="both"/>
+      </w:pPr>
+      <w:r>
+        <w:rPr>
+          <w:rFonts w:ascii="Hiragino Mincho ProN" w:hAnsi="Hiragino Mincho ProN" w:eastAsia="Hiragino Mincho ProN"/>
+          <w:b w:val="0"/>
+          <w:color w:val="26262A"/>
+          <w:sz w:val="21"/>
+        </w:rPr>
+        <w:t>国主を置いていない国は参陣しない。号令は総仕上げの下知なのだから、家の骨組みを整えてはじめて通る。惣無事令を経ていれば、道々の家も同じ旗の下にあるものとして他家の領を素通りできる。</w:t>
+      </w:r>
+    </w:p>
+    <w:p>
+      <w:r>
+        <w:br w:type="page"/>
+      </w:r>
+    </w:p>
+    <w:p>
+      <w:pPr>
+        <w:spacing w:after="200"/>
+        <w:pBdr>
+          <w:bottom w:val="single" w:sz="12" w:space="4" w:color="26262A"/>
+        </w:pBdr>
+      </w:pPr>
+      <w:r>
+        <w:rPr>
+          <w:rFonts w:ascii="Hiragino Sans" w:hAnsi="Hiragino Sans" w:eastAsia="Hiragino Sans"/>
+          <w:color w:val="8A8478"/>
+          <w:sz w:val="20"/>
+        </w:rPr>
+        <w:t xml:space="preserve">9　</w:t>
+      </w:r>
+      <w:r>
+        <w:rPr>
+          <w:rFonts w:ascii="Hiragino Mincho ProN" w:hAnsi="Hiragino Mincho ProN" w:eastAsia="Hiragino Mincho ProN"/>
+          <w:sz w:val="34"/>
+        </w:rPr>
         <w:t>一局の終わり</w:t>
       </w:r>
     </w:p>
@@ -14021,7 +14603,7 @@
           <w:color w:val="8A8478"/>
           <w:sz w:val="20"/>
         </w:rPr>
-        <w:t xml:space="preserve">9　</w:t>
+        <w:t xml:space="preserve">10　</w:t>
       </w:r>
       <w:r>
         <w:rPr>
@@ -14357,7 +14939,7 @@
           <w:color w:val="8A8478"/>
           <w:sz w:val="20"/>
         </w:rPr>
-        <w:t xml:space="preserve">10　</w:t>
+        <w:t xml:space="preserve">11　</w:t>
       </w:r>
       <w:r>
         <w:rPr>
@@ -17528,7 +18110,7 @@
           <w:color w:val="8A8478"/>
           <w:sz w:val="20"/>
         </w:rPr>
-        <w:t xml:space="preserve">11　</w:t>
+        <w:t xml:space="preserve">12　</w:t>
       </w:r>
       <w:r>
         <w:rPr>

--- a/dist/センゴク盤_紹介資料.docx
+++ b/dist/センゴク盤_紹介資料.docx
@@ -10661,7 +10661,7 @@
               <a:graphicData uri="http://schemas.openxmlformats.org/drawingml/2006/picture">
                 <pic:pic>
                   <pic:nvPicPr>
-                    <pic:cNvPr id="0" name="field-close.jpg"/>
+                    <pic:cNvPr id="0" name="field-melee.jpg"/>
                     <pic:cNvPicPr/>
                   </pic:nvPicPr>
                   <pic:blipFill>
@@ -10695,7 +10695,7 @@
           <w:color w:val="6E6A62"/>
           <w:sz w:val="17"/>
         </w:rPr>
-        <w:t>寄って見たところ。駒は十人ひとつ、五十人でひと組。形で兵科が分かる</w:t>
+        <w:t>槍の噛み合い。寄れば一人ひとりの並びが見える（駒は十人ひとつ、五十人でひと組）</w:t>
       </w:r>
     </w:p>
     <w:p>
@@ -10710,7 +10710,22 @@
           <w:color w:val="26262A"/>
           <w:sz w:val="21"/>
         </w:rPr>
-        <w:t>拡げれば駒が見える。槍・弓・鉄砲・騎馬が形で分かれ、組ごとに固まって動く。前列が薄くなれば控えが繰り上がる。</w:t>
+        <w:t>寄って見れば、隊が組に分かれ、組が駒に分かれているのが分かる。青と赤が噛み合っている線が戦線であり、そこへ騎馬が側面から回り込む。</w:t>
+      </w:r>
+    </w:p>
+    <w:p>
+      <w:pPr>
+        <w:spacing w:before="0" w:after="100"/>
+        <w:jc w:val="both"/>
+      </w:pPr>
+      <w:r>
+        <w:rPr>
+          <w:rFonts w:ascii="Hiragino Mincho ProN" w:hAnsi="Hiragino Mincho ProN" w:eastAsia="Hiragino Mincho ProN"/>
+          <w:b w:val="0"/>
+          <w:color w:val="26262A"/>
+          <w:sz w:val="21"/>
+        </w:rPr>
+        <w:t>隊の枠は陣形の広がりで、色の帯は士気と兵の残りである。崩れた隊には「敗走」の印が立ち、戦線を離れる。</w:t>
       </w:r>
     </w:p>
     <w:p>
@@ -10729,7 +10744,7 @@
               <a:graphicData uri="http://schemas.openxmlformats.org/drawingml/2006/picture">
                 <pic:pic>
                   <pic:nvPicPr>
-                    <pic:cNvPr id="0" name="field-late.jpg"/>
+                    <pic:cNvPr id="0" name="siege-melee.jpg"/>
                     <pic:cNvPicPr/>
                   </pic:nvPicPr>
                   <pic:blipFill>
@@ -10763,6 +10778,142 @@
           <w:color w:val="6E6A62"/>
           <w:sz w:val="17"/>
         </w:rPr>
+        <w:t>門際の押し合い。門を挟んで寄せ手と城方が組み合う</w:t>
+      </w:r>
+    </w:p>
+    <w:p>
+      <w:pPr>
+        <w:spacing w:before="0" w:after="100"/>
+        <w:jc w:val="both"/>
+      </w:pPr>
+      <w:r>
+        <w:rPr>
+          <w:rFonts w:ascii="Hiragino Mincho ProN" w:hAnsi="Hiragino Mincho ProN" w:eastAsia="Hiragino Mincho ProN"/>
+          <w:b w:val="0"/>
+          <w:color w:val="26262A"/>
+          <w:sz w:val="21"/>
+        </w:rPr>
+        <w:t>城攻めでは、門が戦場の要である。寄せ手は門に取りつき、城方は門の内で受ける。門ごとの押し合いは右の欄に百分率で出る。</w:t>
+      </w:r>
+    </w:p>
+    <w:p>
+      <w:pPr>
+        <w:spacing w:after="40"/>
+      </w:pPr>
+      <w:r>
+        <w:drawing>
+          <wp:inline xmlns:a="http://schemas.openxmlformats.org/drawingml/2006/main" xmlns:pic="http://schemas.openxmlformats.org/drawingml/2006/picture">
+            <wp:extent cx="6048000" cy="4783968"/>
+            <wp:docPr id="19" name="Picture 19"/>
+            <wp:cNvGraphicFramePr>
+              <a:graphicFrameLocks noChangeAspect="1"/>
+            </wp:cNvGraphicFramePr>
+            <a:graphic>
+              <a:graphicData uri="http://schemas.openxmlformats.org/drawingml/2006/picture">
+                <pic:pic>
+                  <pic:nvPicPr>
+                    <pic:cNvPr id="0" name="field-close.jpg"/>
+                    <pic:cNvPicPr/>
+                  </pic:nvPicPr>
+                  <pic:blipFill>
+                    <a:blip r:embed="rId27"/>
+                    <a:stretch>
+                      <a:fillRect/>
+                    </a:stretch>
+                  </pic:blipFill>
+                  <pic:spPr>
+                    <a:xfrm>
+                      <a:off x="0" y="0"/>
+                      <a:ext cx="6048000" cy="4783968"/>
+                    </a:xfrm>
+                    <a:prstGeom prst="rect"/>
+                  </pic:spPr>
+                </pic:pic>
+              </a:graphicData>
+            </a:graphic>
+          </wp:inline>
+        </w:drawing>
+      </w:r>
+    </w:p>
+    <w:p>
+      <w:pPr>
+        <w:spacing w:before="0" w:after="160"/>
+      </w:pPr>
+      <w:r>
+        <w:rPr>
+          <w:rFonts w:ascii="Hiragino Mincho ProN" w:hAnsi="Hiragino Mincho ProN" w:eastAsia="Hiragino Mincho ProN"/>
+          <w:b w:val="0"/>
+          <w:color w:val="6E6A62"/>
+          <w:sz w:val="17"/>
+        </w:rPr>
+        <w:t>寄って見たところ。駒は十人ひとつ、五十人でひと組。形で兵科が分かる</w:t>
+      </w:r>
+    </w:p>
+    <w:p>
+      <w:pPr>
+        <w:spacing w:before="0" w:after="100"/>
+        <w:jc w:val="both"/>
+      </w:pPr>
+      <w:r>
+        <w:rPr>
+          <w:rFonts w:ascii="Hiragino Mincho ProN" w:hAnsi="Hiragino Mincho ProN" w:eastAsia="Hiragino Mincho ProN"/>
+          <w:b w:val="0"/>
+          <w:color w:val="26262A"/>
+          <w:sz w:val="21"/>
+        </w:rPr>
+        <w:t>拡げれば駒が見える。槍・弓・鉄砲・騎馬が形で分かれ、組ごとに固まって動く。前列が薄くなれば控えが繰り上がる。</w:t>
+      </w:r>
+    </w:p>
+    <w:p>
+      <w:pPr>
+        <w:spacing w:after="40"/>
+      </w:pPr>
+      <w:r>
+        <w:drawing>
+          <wp:inline xmlns:a="http://schemas.openxmlformats.org/drawingml/2006/main" xmlns:pic="http://schemas.openxmlformats.org/drawingml/2006/picture">
+            <wp:extent cx="6048000" cy="4783968"/>
+            <wp:docPr id="20" name="Picture 20"/>
+            <wp:cNvGraphicFramePr>
+              <a:graphicFrameLocks noChangeAspect="1"/>
+            </wp:cNvGraphicFramePr>
+            <a:graphic>
+              <a:graphicData uri="http://schemas.openxmlformats.org/drawingml/2006/picture">
+                <pic:pic>
+                  <pic:nvPicPr>
+                    <pic:cNvPr id="0" name="field-late.jpg"/>
+                    <pic:cNvPicPr/>
+                  </pic:nvPicPr>
+                  <pic:blipFill>
+                    <a:blip r:embed="rId28"/>
+                    <a:stretch>
+                      <a:fillRect/>
+                    </a:stretch>
+                  </pic:blipFill>
+                  <pic:spPr>
+                    <a:xfrm>
+                      <a:off x="0" y="0"/>
+                      <a:ext cx="6048000" cy="4783968"/>
+                    </a:xfrm>
+                    <a:prstGeom prst="rect"/>
+                  </pic:spPr>
+                </pic:pic>
+              </a:graphicData>
+            </a:graphic>
+          </wp:inline>
+        </w:drawing>
+      </w:r>
+    </w:p>
+    <w:p>
+      <w:pPr>
+        <w:spacing w:before="0" w:after="160"/>
+      </w:pPr>
+      <w:r>
+        <w:rPr>
+          <w:rFonts w:ascii="Hiragino Mincho ProN" w:hAnsi="Hiragino Mincho ProN" w:eastAsia="Hiragino Mincho ProN"/>
+          <w:b w:val="0"/>
+          <w:color w:val="6E6A62"/>
+          <w:sz w:val="17"/>
+        </w:rPr>
         <w:t>崩れと追撃。士気か兵が尽きた隊は退き、追われれば盤を落ちる</w:t>
       </w:r>
     </w:p>
@@ -10832,7 +10983,7 @@
               <w:drawing>
                 <wp:inline xmlns:a="http://schemas.openxmlformats.org/drawingml/2006/main" xmlns:pic="http://schemas.openxmlformats.org/drawingml/2006/picture">
                   <wp:extent cx="936000" cy="599040"/>
-                  <wp:docPr id="19" name="Picture 19"/>
+                  <wp:docPr id="21" name="Picture 21"/>
                   <wp:cNvGraphicFramePr>
                     <a:graphicFrameLocks noChangeAspect="1"/>
                   </wp:cNvGraphicFramePr>
@@ -10841,180 +10992,6 @@
                       <pic:pic>
                         <pic:nvPicPr>
                           <pic:cNvPr id="0" name="koma-yari.jpg"/>
-                          <pic:cNvPicPr/>
-                        </pic:nvPicPr>
-                        <pic:blipFill>
-                          <a:blip r:embed="rId27"/>
-                          <a:stretch>
-                            <a:fillRect/>
-                          </a:stretch>
-                        </pic:blipFill>
-                        <pic:spPr>
-                          <a:xfrm>
-                            <a:off x="0" y="0"/>
-                            <a:ext cx="936000" cy="599040"/>
-                          </a:xfrm>
-                          <a:prstGeom prst="rect"/>
-                        </pic:spPr>
-                      </pic:pic>
-                    </a:graphicData>
-                  </a:graphic>
-                </wp:inline>
-              </w:drawing>
-            </w:r>
-          </w:p>
-        </w:tc>
-        <w:tc>
-          <w:tcPr>
-            <w:tcW w:type="dxa" w:w="8277"/>
-          </w:tcPr>
-          <w:p>
-            <w:pPr>
-              <w:spacing w:after="20"/>
-            </w:pPr>
-            <w:r/>
-            <w:r>
-              <w:rPr>
-                <w:rFonts w:ascii="Hiragino Mincho ProN" w:hAnsi="Hiragino Mincho ProN" w:eastAsia="Hiragino Mincho ProN"/>
-                <w:b/>
-                <w:sz w:val="22"/>
-              </w:rPr>
-              <w:t>槍</w:t>
-            </w:r>
-          </w:p>
-          <w:p>
-            <w:pPr>
-              <w:spacing w:after="60" w:line="360" w:lineRule="auto"/>
-            </w:pPr>
-            <w:r>
-              <w:rPr>
-                <w:rFonts w:ascii="Hiragino Mincho ProN" w:hAnsi="Hiragino Mincho ProN" w:eastAsia="Hiragino Mincho ProN"/>
-                <w:color w:val="4A4640"/>
-                <w:sz w:val="19"/>
-              </w:rPr>
-              <w:t>白兵一.二／足三四。数を揃えて正面を支える、戦の背骨。初めの割りの五割六分</w:t>
-            </w:r>
-          </w:p>
-        </w:tc>
-      </w:tr>
-    </w:tbl>
-    <w:tbl>
-      <w:tblPr>
-        <w:tblW w:type="auto" w:w="0"/>
-        <w:jc w:val="left"/>
-        <w:tblLook w:firstColumn="1" w:firstRow="1" w:lastColumn="0" w:lastRow="0" w:noHBand="0" w:noVBand="1" w:val="04A0"/>
-      </w:tblPr>
-      <w:tblGrid>
-        <w:gridCol w:w="4933"/>
-        <w:gridCol w:w="4933"/>
-      </w:tblGrid>
-      <w:tr>
-        <w:tc>
-          <w:tcPr>
-            <w:tcW w:type="dxa" w:w="1587"/>
-          </w:tcPr>
-          <w:p>
-            <w:r/>
-            <w:r>
-              <w:drawing>
-                <wp:inline xmlns:a="http://schemas.openxmlformats.org/drawingml/2006/main" xmlns:pic="http://schemas.openxmlformats.org/drawingml/2006/picture">
-                  <wp:extent cx="936000" cy="599040"/>
-                  <wp:docPr id="20" name="Picture 20"/>
-                  <wp:cNvGraphicFramePr>
-                    <a:graphicFrameLocks noChangeAspect="1"/>
-                  </wp:cNvGraphicFramePr>
-                  <a:graphic>
-                    <a:graphicData uri="http://schemas.openxmlformats.org/drawingml/2006/picture">
-                      <pic:pic>
-                        <pic:nvPicPr>
-                          <pic:cNvPr id="0" name="koma-yumi.jpg"/>
-                          <pic:cNvPicPr/>
-                        </pic:nvPicPr>
-                        <pic:blipFill>
-                          <a:blip r:embed="rId28"/>
-                          <a:stretch>
-                            <a:fillRect/>
-                          </a:stretch>
-                        </pic:blipFill>
-                        <pic:spPr>
-                          <a:xfrm>
-                            <a:off x="0" y="0"/>
-                            <a:ext cx="936000" cy="599040"/>
-                          </a:xfrm>
-                          <a:prstGeom prst="rect"/>
-                        </pic:spPr>
-                      </pic:pic>
-                    </a:graphicData>
-                  </a:graphic>
-                </wp:inline>
-              </w:drawing>
-            </w:r>
-          </w:p>
-        </w:tc>
-        <w:tc>
-          <w:tcPr>
-            <w:tcW w:type="dxa" w:w="8277"/>
-          </w:tcPr>
-          <w:p>
-            <w:pPr>
-              <w:spacing w:after="20"/>
-            </w:pPr>
-            <w:r/>
-            <w:r>
-              <w:rPr>
-                <w:rFonts w:ascii="Hiragino Mincho ProN" w:hAnsi="Hiragino Mincho ProN" w:eastAsia="Hiragino Mincho ProN"/>
-                <w:b/>
-                <w:sz w:val="22"/>
-              </w:rPr>
-              <w:t>弓</w:t>
-            </w:r>
-          </w:p>
-          <w:p>
-            <w:pPr>
-              <w:spacing w:after="60" w:line="360" w:lineRule="auto"/>
-            </w:pPr>
-            <w:r>
-              <w:rPr>
-                <w:rFonts w:ascii="Hiragino Mincho ProN" w:hAnsi="Hiragino Mincho ProN" w:eastAsia="Hiragino Mincho ProN"/>
-                <w:color w:val="4A4640"/>
-                <w:sz w:val="19"/>
-              </w:rPr>
-              <w:t>白兵〇.四五／射程一九〇／継ぎ矢一.五秒。遠くから当たり、雨にも左右されない</w:t>
-            </w:r>
-          </w:p>
-        </w:tc>
-      </w:tr>
-    </w:tbl>
-    <w:tbl>
-      <w:tblPr>
-        <w:tblW w:type="auto" w:w="0"/>
-        <w:jc w:val="left"/>
-        <w:tblLook w:firstColumn="1" w:firstRow="1" w:lastColumn="0" w:lastRow="0" w:noHBand="0" w:noVBand="1" w:val="04A0"/>
-      </w:tblPr>
-      <w:tblGrid>
-        <w:gridCol w:w="4933"/>
-        <w:gridCol w:w="4933"/>
-      </w:tblGrid>
-      <w:tr>
-        <w:tc>
-          <w:tcPr>
-            <w:tcW w:type="dxa" w:w="1587"/>
-          </w:tcPr>
-          <w:p>
-            <w:r/>
-            <w:r>
-              <w:drawing>
-                <wp:inline xmlns:a="http://schemas.openxmlformats.org/drawingml/2006/main" xmlns:pic="http://schemas.openxmlformats.org/drawingml/2006/picture">
-                  <wp:extent cx="936000" cy="599040"/>
-                  <wp:docPr id="21" name="Picture 21"/>
-                  <wp:cNvGraphicFramePr>
-                    <a:graphicFrameLocks noChangeAspect="1"/>
-                  </wp:cNvGraphicFramePr>
-                  <a:graphic>
-                    <a:graphicData uri="http://schemas.openxmlformats.org/drawingml/2006/picture">
-                      <pic:pic>
-                        <pic:nvPicPr>
-                          <pic:cNvPr id="0" name="koma-teppo.jpg"/>
                           <pic:cNvPicPr/>
                         </pic:nvPicPr>
                         <pic:blipFill>
@@ -11053,7 +11030,7 @@
                 <w:b/>
                 <w:sz w:val="22"/>
               </w:rPr>
-              <w:t>鉄砲</w:t>
+              <w:t>槍</w:t>
             </w:r>
           </w:p>
           <w:p>
@@ -11066,7 +11043,7 @@
                 <w:color w:val="4A4640"/>
                 <w:sz w:val="19"/>
               </w:rPr>
-              <w:t>白兵〇.四／射程一五〇／継ぎ弾四.二秒／一撃三.二倍。雨では一割二分に落ちる</w:t>
+              <w:t>白兵一.二／足三四。数を揃えて正面を支える、戦の背骨。初めの割りの五割六分</w:t>
             </w:r>
           </w:p>
         </w:tc>
@@ -11101,11 +11078,185 @@
                     <a:graphicData uri="http://schemas.openxmlformats.org/drawingml/2006/picture">
                       <pic:pic>
                         <pic:nvPicPr>
+                          <pic:cNvPr id="0" name="koma-yumi.jpg"/>
+                          <pic:cNvPicPr/>
+                        </pic:nvPicPr>
+                        <pic:blipFill>
+                          <a:blip r:embed="rId30"/>
+                          <a:stretch>
+                            <a:fillRect/>
+                          </a:stretch>
+                        </pic:blipFill>
+                        <pic:spPr>
+                          <a:xfrm>
+                            <a:off x="0" y="0"/>
+                            <a:ext cx="936000" cy="599040"/>
+                          </a:xfrm>
+                          <a:prstGeom prst="rect"/>
+                        </pic:spPr>
+                      </pic:pic>
+                    </a:graphicData>
+                  </a:graphic>
+                </wp:inline>
+              </w:drawing>
+            </w:r>
+          </w:p>
+        </w:tc>
+        <w:tc>
+          <w:tcPr>
+            <w:tcW w:type="dxa" w:w="8277"/>
+          </w:tcPr>
+          <w:p>
+            <w:pPr>
+              <w:spacing w:after="20"/>
+            </w:pPr>
+            <w:r/>
+            <w:r>
+              <w:rPr>
+                <w:rFonts w:ascii="Hiragino Mincho ProN" w:hAnsi="Hiragino Mincho ProN" w:eastAsia="Hiragino Mincho ProN"/>
+                <w:b/>
+                <w:sz w:val="22"/>
+              </w:rPr>
+              <w:t>弓</w:t>
+            </w:r>
+          </w:p>
+          <w:p>
+            <w:pPr>
+              <w:spacing w:after="60" w:line="360" w:lineRule="auto"/>
+            </w:pPr>
+            <w:r>
+              <w:rPr>
+                <w:rFonts w:ascii="Hiragino Mincho ProN" w:hAnsi="Hiragino Mincho ProN" w:eastAsia="Hiragino Mincho ProN"/>
+                <w:color w:val="4A4640"/>
+                <w:sz w:val="19"/>
+              </w:rPr>
+              <w:t>白兵〇.四五／射程一九〇／継ぎ矢一.五秒。遠くから当たり、雨にも左右されない</w:t>
+            </w:r>
+          </w:p>
+        </w:tc>
+      </w:tr>
+    </w:tbl>
+    <w:tbl>
+      <w:tblPr>
+        <w:tblW w:type="auto" w:w="0"/>
+        <w:jc w:val="left"/>
+        <w:tblLook w:firstColumn="1" w:firstRow="1" w:lastColumn="0" w:lastRow="0" w:noHBand="0" w:noVBand="1" w:val="04A0"/>
+      </w:tblPr>
+      <w:tblGrid>
+        <w:gridCol w:w="4933"/>
+        <w:gridCol w:w="4933"/>
+      </w:tblGrid>
+      <w:tr>
+        <w:tc>
+          <w:tcPr>
+            <w:tcW w:type="dxa" w:w="1587"/>
+          </w:tcPr>
+          <w:p>
+            <w:r/>
+            <w:r>
+              <w:drawing>
+                <wp:inline xmlns:a="http://schemas.openxmlformats.org/drawingml/2006/main" xmlns:pic="http://schemas.openxmlformats.org/drawingml/2006/picture">
+                  <wp:extent cx="936000" cy="599040"/>
+                  <wp:docPr id="23" name="Picture 23"/>
+                  <wp:cNvGraphicFramePr>
+                    <a:graphicFrameLocks noChangeAspect="1"/>
+                  </wp:cNvGraphicFramePr>
+                  <a:graphic>
+                    <a:graphicData uri="http://schemas.openxmlformats.org/drawingml/2006/picture">
+                      <pic:pic>
+                        <pic:nvPicPr>
+                          <pic:cNvPr id="0" name="koma-teppo.jpg"/>
+                          <pic:cNvPicPr/>
+                        </pic:nvPicPr>
+                        <pic:blipFill>
+                          <a:blip r:embed="rId31"/>
+                          <a:stretch>
+                            <a:fillRect/>
+                          </a:stretch>
+                        </pic:blipFill>
+                        <pic:spPr>
+                          <a:xfrm>
+                            <a:off x="0" y="0"/>
+                            <a:ext cx="936000" cy="599040"/>
+                          </a:xfrm>
+                          <a:prstGeom prst="rect"/>
+                        </pic:spPr>
+                      </pic:pic>
+                    </a:graphicData>
+                  </a:graphic>
+                </wp:inline>
+              </w:drawing>
+            </w:r>
+          </w:p>
+        </w:tc>
+        <w:tc>
+          <w:tcPr>
+            <w:tcW w:type="dxa" w:w="8277"/>
+          </w:tcPr>
+          <w:p>
+            <w:pPr>
+              <w:spacing w:after="20"/>
+            </w:pPr>
+            <w:r/>
+            <w:r>
+              <w:rPr>
+                <w:rFonts w:ascii="Hiragino Mincho ProN" w:hAnsi="Hiragino Mincho ProN" w:eastAsia="Hiragino Mincho ProN"/>
+                <w:b/>
+                <w:sz w:val="22"/>
+              </w:rPr>
+              <w:t>鉄砲</w:t>
+            </w:r>
+          </w:p>
+          <w:p>
+            <w:pPr>
+              <w:spacing w:after="60" w:line="360" w:lineRule="auto"/>
+            </w:pPr>
+            <w:r>
+              <w:rPr>
+                <w:rFonts w:ascii="Hiragino Mincho ProN" w:hAnsi="Hiragino Mincho ProN" w:eastAsia="Hiragino Mincho ProN"/>
+                <w:color w:val="4A4640"/>
+                <w:sz w:val="19"/>
+              </w:rPr>
+              <w:t>白兵〇.四／射程一五〇／継ぎ弾四.二秒／一撃三.二倍。雨では一割二分に落ちる</w:t>
+            </w:r>
+          </w:p>
+        </w:tc>
+      </w:tr>
+    </w:tbl>
+    <w:tbl>
+      <w:tblPr>
+        <w:tblW w:type="auto" w:w="0"/>
+        <w:jc w:val="left"/>
+        <w:tblLook w:firstColumn="1" w:firstRow="1" w:lastColumn="0" w:lastRow="0" w:noHBand="0" w:noVBand="1" w:val="04A0"/>
+      </w:tblPr>
+      <w:tblGrid>
+        <w:gridCol w:w="4933"/>
+        <w:gridCol w:w="4933"/>
+      </w:tblGrid>
+      <w:tr>
+        <w:tc>
+          <w:tcPr>
+            <w:tcW w:type="dxa" w:w="1587"/>
+          </w:tcPr>
+          <w:p>
+            <w:r/>
+            <w:r>
+              <w:drawing>
+                <wp:inline xmlns:a="http://schemas.openxmlformats.org/drawingml/2006/main" xmlns:pic="http://schemas.openxmlformats.org/drawingml/2006/picture">
+                  <wp:extent cx="936000" cy="599040"/>
+                  <wp:docPr id="24" name="Picture 24"/>
+                  <wp:cNvGraphicFramePr>
+                    <a:graphicFrameLocks noChangeAspect="1"/>
+                  </wp:cNvGraphicFramePr>
+                  <a:graphic>
+                    <a:graphicData uri="http://schemas.openxmlformats.org/drawingml/2006/picture">
+                      <pic:pic>
+                        <pic:nvPicPr>
                           <pic:cNvPr id="0" name="koma-kiba.jpg"/>
                           <pic:cNvPicPr/>
                         </pic:nvPicPr>
                         <pic:blipFill>
-                          <a:blip r:embed="rId30"/>
+                          <a:blip r:embed="rId32"/>
                           <a:stretch>
                             <a:fillRect/>
                           </a:stretch>
@@ -11251,7 +11402,7 @@
               <w:drawing>
                 <wp:inline xmlns:a="http://schemas.openxmlformats.org/drawingml/2006/main" xmlns:pic="http://schemas.openxmlformats.org/drawingml/2006/picture">
                   <wp:extent cx="936000" cy="686400"/>
-                  <wp:docPr id="23" name="Picture 23"/>
+                  <wp:docPr id="25" name="Picture 25"/>
                   <wp:cNvGraphicFramePr>
                     <a:graphicFrameLocks noChangeAspect="1"/>
                   </wp:cNvGraphicFramePr>
@@ -11260,180 +11411,6 @@
                       <pic:pic>
                         <pic:nvPicPr>
                           <pic:cNvPr id="0" name="jin-横陣.jpg"/>
-                          <pic:cNvPicPr/>
-                        </pic:nvPicPr>
-                        <pic:blipFill>
-                          <a:blip r:embed="rId31"/>
-                          <a:stretch>
-                            <a:fillRect/>
-                          </a:stretch>
-                        </pic:blipFill>
-                        <pic:spPr>
-                          <a:xfrm>
-                            <a:off x="0" y="0"/>
-                            <a:ext cx="936000" cy="686400"/>
-                          </a:xfrm>
-                          <a:prstGeom prst="rect"/>
-                        </pic:spPr>
-                      </pic:pic>
-                    </a:graphicData>
-                  </a:graphic>
-                </wp:inline>
-              </w:drawing>
-            </w:r>
-          </w:p>
-        </w:tc>
-        <w:tc>
-          <w:tcPr>
-            <w:tcW w:type="dxa" w:w="8277"/>
-          </w:tcPr>
-          <w:p>
-            <w:pPr>
-              <w:spacing w:after="20"/>
-            </w:pPr>
-            <w:r/>
-            <w:r>
-              <w:rPr>
-                <w:rFonts w:ascii="Hiragino Mincho ProN" w:hAnsi="Hiragino Mincho ProN" w:eastAsia="Hiragino Mincho ProN"/>
-                <w:b/>
-                <w:sz w:val="22"/>
-              </w:rPr>
-              <w:t>横陣</w:t>
-            </w:r>
-          </w:p>
-          <w:p>
-            <w:pPr>
-              <w:spacing w:after="60" w:line="360" w:lineRule="auto"/>
-            </w:pPr>
-            <w:r>
-              <w:rPr>
-                <w:rFonts w:ascii="Hiragino Mincho ProN" w:hAnsi="Hiragino Mincho ProN" w:eastAsia="Hiragino Mincho ProN"/>
-                <w:color w:val="4A4640"/>
-                <w:sz w:val="19"/>
-              </w:rPr>
-              <w:t>正面が広く、多くの組が同時に槍を合わせられる。側面は薄い</w:t>
-            </w:r>
-          </w:p>
-        </w:tc>
-      </w:tr>
-    </w:tbl>
-    <w:tbl>
-      <w:tblPr>
-        <w:tblW w:type="auto" w:w="0"/>
-        <w:jc w:val="left"/>
-        <w:tblLook w:firstColumn="1" w:firstRow="1" w:lastColumn="0" w:lastRow="0" w:noHBand="0" w:noVBand="1" w:val="04A0"/>
-      </w:tblPr>
-      <w:tblGrid>
-        <w:gridCol w:w="4933"/>
-        <w:gridCol w:w="4933"/>
-      </w:tblGrid>
-      <w:tr>
-        <w:tc>
-          <w:tcPr>
-            <w:tcW w:type="dxa" w:w="1587"/>
-          </w:tcPr>
-          <w:p>
-            <w:r/>
-            <w:r>
-              <w:drawing>
-                <wp:inline xmlns:a="http://schemas.openxmlformats.org/drawingml/2006/main" xmlns:pic="http://schemas.openxmlformats.org/drawingml/2006/picture">
-                  <wp:extent cx="936000" cy="686400"/>
-                  <wp:docPr id="24" name="Picture 24"/>
-                  <wp:cNvGraphicFramePr>
-                    <a:graphicFrameLocks noChangeAspect="1"/>
-                  </wp:cNvGraphicFramePr>
-                  <a:graphic>
-                    <a:graphicData uri="http://schemas.openxmlformats.org/drawingml/2006/picture">
-                      <pic:pic>
-                        <pic:nvPicPr>
-                          <pic:cNvPr id="0" name="jin-鶴翼.jpg"/>
-                          <pic:cNvPicPr/>
-                        </pic:nvPicPr>
-                        <pic:blipFill>
-                          <a:blip r:embed="rId32"/>
-                          <a:stretch>
-                            <a:fillRect/>
-                          </a:stretch>
-                        </pic:blipFill>
-                        <pic:spPr>
-                          <a:xfrm>
-                            <a:off x="0" y="0"/>
-                            <a:ext cx="936000" cy="686400"/>
-                          </a:xfrm>
-                          <a:prstGeom prst="rect"/>
-                        </pic:spPr>
-                      </pic:pic>
-                    </a:graphicData>
-                  </a:graphic>
-                </wp:inline>
-              </w:drawing>
-            </w:r>
-          </w:p>
-        </w:tc>
-        <w:tc>
-          <w:tcPr>
-            <w:tcW w:type="dxa" w:w="8277"/>
-          </w:tcPr>
-          <w:p>
-            <w:pPr>
-              <w:spacing w:after="20"/>
-            </w:pPr>
-            <w:r/>
-            <w:r>
-              <w:rPr>
-                <w:rFonts w:ascii="Hiragino Mincho ProN" w:hAnsi="Hiragino Mincho ProN" w:eastAsia="Hiragino Mincho ProN"/>
-                <w:b/>
-                <w:sz w:val="22"/>
-              </w:rPr>
-              <w:t>鶴翼</w:t>
-            </w:r>
-          </w:p>
-          <w:p>
-            <w:pPr>
-              <w:spacing w:after="60" w:line="360" w:lineRule="auto"/>
-            </w:pPr>
-            <w:r>
-              <w:rPr>
-                <w:rFonts w:ascii="Hiragino Mincho ProN" w:hAnsi="Hiragino Mincho ProN" w:eastAsia="Hiragino Mincho ProN"/>
-                <w:color w:val="4A4640"/>
-                <w:sz w:val="19"/>
-              </w:rPr>
-              <w:t>両翼を前へ張り出して包む。中央は薄く、押し込まれると崩れやすい</w:t>
-            </w:r>
-          </w:p>
-        </w:tc>
-      </w:tr>
-    </w:tbl>
-    <w:tbl>
-      <w:tblPr>
-        <w:tblW w:type="auto" w:w="0"/>
-        <w:jc w:val="left"/>
-        <w:tblLook w:firstColumn="1" w:firstRow="1" w:lastColumn="0" w:lastRow="0" w:noHBand="0" w:noVBand="1" w:val="04A0"/>
-      </w:tblPr>
-      <w:tblGrid>
-        <w:gridCol w:w="4933"/>
-        <w:gridCol w:w="4933"/>
-      </w:tblGrid>
-      <w:tr>
-        <w:tc>
-          <w:tcPr>
-            <w:tcW w:type="dxa" w:w="1587"/>
-          </w:tcPr>
-          <w:p>
-            <w:r/>
-            <w:r>
-              <w:drawing>
-                <wp:inline xmlns:a="http://schemas.openxmlformats.org/drawingml/2006/main" xmlns:pic="http://schemas.openxmlformats.org/drawingml/2006/picture">
-                  <wp:extent cx="936000" cy="686400"/>
-                  <wp:docPr id="25" name="Picture 25"/>
-                  <wp:cNvGraphicFramePr>
-                    <a:graphicFrameLocks noChangeAspect="1"/>
-                  </wp:cNvGraphicFramePr>
-                  <a:graphic>
-                    <a:graphicData uri="http://schemas.openxmlformats.org/drawingml/2006/picture">
-                      <pic:pic>
-                        <pic:nvPicPr>
-                          <pic:cNvPr id="0" name="jin-魚鱗.jpg"/>
                           <pic:cNvPicPr/>
                         </pic:nvPicPr>
                         <pic:blipFill>
@@ -11472,7 +11449,7 @@
                 <w:b/>
                 <w:sz w:val="22"/>
               </w:rPr>
-              <w:t>魚鱗</w:t>
+              <w:t>横陣</w:t>
             </w:r>
           </w:p>
           <w:p>
@@ -11485,7 +11462,7 @@
                 <w:color w:val="4A4640"/>
                 <w:sz w:val="19"/>
               </w:rPr>
-              <w:t>先端に槍と騎馬を集めて一点を破る。正面は狭く、側面を突かれやすい</w:t>
+              <w:t>正面が広く、多くの組が同時に槍を合わせられる。側面は薄い</w:t>
             </w:r>
           </w:p>
         </w:tc>
@@ -11520,7 +11497,7 @@
                     <a:graphicData uri="http://schemas.openxmlformats.org/drawingml/2006/picture">
                       <pic:pic>
                         <pic:nvPicPr>
-                          <pic:cNvPr id="0" name="jin-鋒矢.jpg"/>
+                          <pic:cNvPr id="0" name="jin-鶴翼.jpg"/>
                           <pic:cNvPicPr/>
                         </pic:nvPicPr>
                         <pic:blipFill>
@@ -11559,7 +11536,7 @@
                 <w:b/>
                 <w:sz w:val="22"/>
               </w:rPr>
-              <w:t>鋒矢</w:t>
+              <w:t>鶴翼</w:t>
             </w:r>
           </w:p>
           <w:p>
@@ -11572,7 +11549,7 @@
                 <w:color w:val="4A4640"/>
                 <w:sz w:val="19"/>
               </w:rPr>
-              <w:t>矢尻に騎馬を置いて突き入る。突撃専用の陣</w:t>
+              <w:t>両翼を前へ張り出して包む。中央は薄く、押し込まれると崩れやすい</w:t>
             </w:r>
           </w:p>
         </w:tc>
@@ -11607,7 +11584,7 @@
                     <a:graphicData uri="http://schemas.openxmlformats.org/drawingml/2006/picture">
                       <pic:pic>
                         <pic:nvPicPr>
-                          <pic:cNvPr id="0" name="jin-雁行.jpg"/>
+                          <pic:cNvPr id="0" name="jin-魚鱗.jpg"/>
                           <pic:cNvPicPr/>
                         </pic:nvPicPr>
                         <pic:blipFill>
@@ -11646,7 +11623,7 @@
                 <w:b/>
                 <w:sz w:val="22"/>
               </w:rPr>
-              <w:t>雁行</w:t>
+              <w:t>魚鱗</w:t>
             </w:r>
           </w:p>
           <w:p>
@@ -11659,7 +11636,7 @@
                 <w:color w:val="4A4640"/>
                 <w:sz w:val="19"/>
               </w:rPr>
-              <w:t>斜めに構え、片翼を前に出す。移動しながら当たるのに向く</w:t>
+              <w:t>先端に槍と騎馬を集めて一点を破る。正面は狭く、側面を突かれやすい</w:t>
             </w:r>
           </w:p>
         </w:tc>
@@ -11694,11 +11671,11 @@
                     <a:graphicData uri="http://schemas.openxmlformats.org/drawingml/2006/picture">
                       <pic:pic>
                         <pic:nvPicPr>
-                          <pic:cNvPr id="0" name="jin-横陣.jpg"/>
+                          <pic:cNvPr id="0" name="jin-鋒矢.jpg"/>
                           <pic:cNvPicPr/>
                         </pic:nvPicPr>
                         <pic:blipFill>
-                          <a:blip r:embed="rId31"/>
+                          <a:blip r:embed="rId36"/>
                           <a:stretch>
                             <a:fillRect/>
                           </a:stretch>
@@ -11733,7 +11710,7 @@
                 <w:b/>
                 <w:sz w:val="22"/>
               </w:rPr>
-              <w:t>方陣</w:t>
+              <w:t>鋒矢</w:t>
             </w:r>
           </w:p>
           <w:p>
@@ -11746,7 +11723,7 @@
                 <w:color w:val="4A4640"/>
                 <w:sz w:val="19"/>
               </w:rPr>
-              <w:t>四方に槍を向けて密集する。包囲や乱戦に強いが、攻めは鈍い</w:t>
+              <w:t>矢尻に騎馬を置いて突き入る。突撃専用の陣</w:t>
             </w:r>
           </w:p>
         </w:tc>
@@ -11781,11 +11758,185 @@
                     <a:graphicData uri="http://schemas.openxmlformats.org/drawingml/2006/picture">
                       <pic:pic>
                         <pic:nvPicPr>
+                          <pic:cNvPr id="0" name="jin-雁行.jpg"/>
+                          <pic:cNvPicPr/>
+                        </pic:nvPicPr>
+                        <pic:blipFill>
+                          <a:blip r:embed="rId37"/>
+                          <a:stretch>
+                            <a:fillRect/>
+                          </a:stretch>
+                        </pic:blipFill>
+                        <pic:spPr>
+                          <a:xfrm>
+                            <a:off x="0" y="0"/>
+                            <a:ext cx="936000" cy="686400"/>
+                          </a:xfrm>
+                          <a:prstGeom prst="rect"/>
+                        </pic:spPr>
+                      </pic:pic>
+                    </a:graphicData>
+                  </a:graphic>
+                </wp:inline>
+              </w:drawing>
+            </w:r>
+          </w:p>
+        </w:tc>
+        <w:tc>
+          <w:tcPr>
+            <w:tcW w:type="dxa" w:w="8277"/>
+          </w:tcPr>
+          <w:p>
+            <w:pPr>
+              <w:spacing w:after="20"/>
+            </w:pPr>
+            <w:r/>
+            <w:r>
+              <w:rPr>
+                <w:rFonts w:ascii="Hiragino Mincho ProN" w:hAnsi="Hiragino Mincho ProN" w:eastAsia="Hiragino Mincho ProN"/>
+                <w:b/>
+                <w:sz w:val="22"/>
+              </w:rPr>
+              <w:t>雁行</w:t>
+            </w:r>
+          </w:p>
+          <w:p>
+            <w:pPr>
+              <w:spacing w:after="60" w:line="360" w:lineRule="auto"/>
+            </w:pPr>
+            <w:r>
+              <w:rPr>
+                <w:rFonts w:ascii="Hiragino Mincho ProN" w:hAnsi="Hiragino Mincho ProN" w:eastAsia="Hiragino Mincho ProN"/>
+                <w:color w:val="4A4640"/>
+                <w:sz w:val="19"/>
+              </w:rPr>
+              <w:t>斜めに構え、片翼を前に出す。移動しながら当たるのに向く</w:t>
+            </w:r>
+          </w:p>
+        </w:tc>
+      </w:tr>
+    </w:tbl>
+    <w:tbl>
+      <w:tblPr>
+        <w:tblW w:type="auto" w:w="0"/>
+        <w:jc w:val="left"/>
+        <w:tblLook w:firstColumn="1" w:firstRow="1" w:lastColumn="0" w:lastRow="0" w:noHBand="0" w:noVBand="1" w:val="04A0"/>
+      </w:tblPr>
+      <w:tblGrid>
+        <w:gridCol w:w="4933"/>
+        <w:gridCol w:w="4933"/>
+      </w:tblGrid>
+      <w:tr>
+        <w:tc>
+          <w:tcPr>
+            <w:tcW w:type="dxa" w:w="1587"/>
+          </w:tcPr>
+          <w:p>
+            <w:r/>
+            <w:r>
+              <w:drawing>
+                <wp:inline xmlns:a="http://schemas.openxmlformats.org/drawingml/2006/main" xmlns:pic="http://schemas.openxmlformats.org/drawingml/2006/picture">
+                  <wp:extent cx="936000" cy="686400"/>
+                  <wp:docPr id="30" name="Picture 30"/>
+                  <wp:cNvGraphicFramePr>
+                    <a:graphicFrameLocks noChangeAspect="1"/>
+                  </wp:cNvGraphicFramePr>
+                  <a:graphic>
+                    <a:graphicData uri="http://schemas.openxmlformats.org/drawingml/2006/picture">
+                      <pic:pic>
+                        <pic:nvPicPr>
+                          <pic:cNvPr id="0" name="jin-横陣.jpg"/>
+                          <pic:cNvPicPr/>
+                        </pic:nvPicPr>
+                        <pic:blipFill>
+                          <a:blip r:embed="rId33"/>
+                          <a:stretch>
+                            <a:fillRect/>
+                          </a:stretch>
+                        </pic:blipFill>
+                        <pic:spPr>
+                          <a:xfrm>
+                            <a:off x="0" y="0"/>
+                            <a:ext cx="936000" cy="686400"/>
+                          </a:xfrm>
+                          <a:prstGeom prst="rect"/>
+                        </pic:spPr>
+                      </pic:pic>
+                    </a:graphicData>
+                  </a:graphic>
+                </wp:inline>
+              </w:drawing>
+            </w:r>
+          </w:p>
+        </w:tc>
+        <w:tc>
+          <w:tcPr>
+            <w:tcW w:type="dxa" w:w="8277"/>
+          </w:tcPr>
+          <w:p>
+            <w:pPr>
+              <w:spacing w:after="20"/>
+            </w:pPr>
+            <w:r/>
+            <w:r>
+              <w:rPr>
+                <w:rFonts w:ascii="Hiragino Mincho ProN" w:hAnsi="Hiragino Mincho ProN" w:eastAsia="Hiragino Mincho ProN"/>
+                <w:b/>
+                <w:sz w:val="22"/>
+              </w:rPr>
+              <w:t>方陣</w:t>
+            </w:r>
+          </w:p>
+          <w:p>
+            <w:pPr>
+              <w:spacing w:after="60" w:line="360" w:lineRule="auto"/>
+            </w:pPr>
+            <w:r>
+              <w:rPr>
+                <w:rFonts w:ascii="Hiragino Mincho ProN" w:hAnsi="Hiragino Mincho ProN" w:eastAsia="Hiragino Mincho ProN"/>
+                <w:color w:val="4A4640"/>
+                <w:sz w:val="19"/>
+              </w:rPr>
+              <w:t>四方に槍を向けて密集する。包囲や乱戦に強いが、攻めは鈍い</w:t>
+            </w:r>
+          </w:p>
+        </w:tc>
+      </w:tr>
+    </w:tbl>
+    <w:tbl>
+      <w:tblPr>
+        <w:tblW w:type="auto" w:w="0"/>
+        <w:jc w:val="left"/>
+        <w:tblLook w:firstColumn="1" w:firstRow="1" w:lastColumn="0" w:lastRow="0" w:noHBand="0" w:noVBand="1" w:val="04A0"/>
+      </w:tblPr>
+      <w:tblGrid>
+        <w:gridCol w:w="4933"/>
+        <w:gridCol w:w="4933"/>
+      </w:tblGrid>
+      <w:tr>
+        <w:tc>
+          <w:tcPr>
+            <w:tcW w:type="dxa" w:w="1587"/>
+          </w:tcPr>
+          <w:p>
+            <w:r/>
+            <w:r>
+              <w:drawing>
+                <wp:inline xmlns:a="http://schemas.openxmlformats.org/drawingml/2006/main" xmlns:pic="http://schemas.openxmlformats.org/drawingml/2006/picture">
+                  <wp:extent cx="936000" cy="686400"/>
+                  <wp:docPr id="31" name="Picture 31"/>
+                  <wp:cNvGraphicFramePr>
+                    <a:graphicFrameLocks noChangeAspect="1"/>
+                  </wp:cNvGraphicFramePr>
+                  <a:graphic>
+                    <a:graphicData uri="http://schemas.openxmlformats.org/drawingml/2006/picture">
+                      <pic:pic>
+                        <pic:nvPicPr>
                           <pic:cNvPr id="0" name="jin-長蛇.jpg"/>
                           <pic:cNvPicPr/>
                         </pic:nvPicPr>
                         <pic:blipFill>
-                          <a:blip r:embed="rId36"/>
+                          <a:blip r:embed="rId38"/>
                           <a:stretch>
                             <a:fillRect/>
                           </a:stretch>
@@ -11890,7 +12041,7 @@
               <w:drawing>
                 <wp:inline xmlns:a="http://schemas.openxmlformats.org/drawingml/2006/main" xmlns:pic="http://schemas.openxmlformats.org/drawingml/2006/picture">
                   <wp:extent cx="936000" cy="592800"/>
-                  <wp:docPr id="30" name="Picture 30"/>
+                  <wp:docPr id="32" name="Picture 32"/>
                   <wp:cNvGraphicFramePr>
                     <a:graphicFrameLocks noChangeAspect="1"/>
                   </wp:cNvGraphicFramePr>
@@ -11899,180 +12050,6 @@
                       <pic:pic>
                         <pic:nvPicPr>
                           <pic:cNvPr id="0" name="chi-hayashi.jpg"/>
-                          <pic:cNvPicPr/>
-                        </pic:nvPicPr>
-                        <pic:blipFill>
-                          <a:blip r:embed="rId37"/>
-                          <a:stretch>
-                            <a:fillRect/>
-                          </a:stretch>
-                        </pic:blipFill>
-                        <pic:spPr>
-                          <a:xfrm>
-                            <a:off x="0" y="0"/>
-                            <a:ext cx="936000" cy="592800"/>
-                          </a:xfrm>
-                          <a:prstGeom prst="rect"/>
-                        </pic:spPr>
-                      </pic:pic>
-                    </a:graphicData>
-                  </a:graphic>
-                </wp:inline>
-              </w:drawing>
-            </w:r>
-          </w:p>
-        </w:tc>
-        <w:tc>
-          <w:tcPr>
-            <w:tcW w:type="dxa" w:w="8277"/>
-          </w:tcPr>
-          <w:p>
-            <w:pPr>
-              <w:spacing w:after="20"/>
-            </w:pPr>
-            <w:r/>
-            <w:r>
-              <w:rPr>
-                <w:rFonts w:ascii="Hiragino Mincho ProN" w:hAnsi="Hiragino Mincho ProN" w:eastAsia="Hiragino Mincho ProN"/>
-                <w:b/>
-                <w:sz w:val="22"/>
-              </w:rPr>
-              <w:t>林</w:t>
-            </w:r>
-          </w:p>
-          <w:p>
-            <w:pPr>
-              <w:spacing w:after="60" w:line="360" w:lineRule="auto"/>
-            </w:pPr>
-            <w:r>
-              <w:rPr>
-                <w:rFonts w:ascii="Hiragino Mincho ProN" w:hAnsi="Hiragino Mincho ProN" w:eastAsia="Hiragino Mincho ProN"/>
-                <w:color w:val="4A4640"/>
-                <w:sz w:val="19"/>
-              </w:rPr>
-              <w:t>足〇.八二／見通し百六十五。軽く身を隠せる</w:t>
-            </w:r>
-          </w:p>
-        </w:tc>
-      </w:tr>
-    </w:tbl>
-    <w:tbl>
-      <w:tblPr>
-        <w:tblW w:type="auto" w:w="0"/>
-        <w:jc w:val="left"/>
-        <w:tblLook w:firstColumn="1" w:firstRow="1" w:lastColumn="0" w:lastRow="0" w:noHBand="0" w:noVBand="1" w:val="04A0"/>
-      </w:tblPr>
-      <w:tblGrid>
-        <w:gridCol w:w="4933"/>
-        <w:gridCol w:w="4933"/>
-      </w:tblGrid>
-      <w:tr>
-        <w:tc>
-          <w:tcPr>
-            <w:tcW w:type="dxa" w:w="1587"/>
-          </w:tcPr>
-          <w:p>
-            <w:r/>
-            <w:r>
-              <w:drawing>
-                <wp:inline xmlns:a="http://schemas.openxmlformats.org/drawingml/2006/main" xmlns:pic="http://schemas.openxmlformats.org/drawingml/2006/picture">
-                  <wp:extent cx="936000" cy="592800"/>
-                  <wp:docPr id="31" name="Picture 31"/>
-                  <wp:cNvGraphicFramePr>
-                    <a:graphicFrameLocks noChangeAspect="1"/>
-                  </wp:cNvGraphicFramePr>
-                  <a:graphic>
-                    <a:graphicData uri="http://schemas.openxmlformats.org/drawingml/2006/picture">
-                      <pic:pic>
-                        <pic:nvPicPr>
-                          <pic:cNvPr id="0" name="chi-mori.jpg"/>
-                          <pic:cNvPicPr/>
-                        </pic:nvPicPr>
-                        <pic:blipFill>
-                          <a:blip r:embed="rId38"/>
-                          <a:stretch>
-                            <a:fillRect/>
-                          </a:stretch>
-                        </pic:blipFill>
-                        <pic:spPr>
-                          <a:xfrm>
-                            <a:off x="0" y="0"/>
-                            <a:ext cx="936000" cy="592800"/>
-                          </a:xfrm>
-                          <a:prstGeom prst="rect"/>
-                        </pic:spPr>
-                      </pic:pic>
-                    </a:graphicData>
-                  </a:graphic>
-                </wp:inline>
-              </w:drawing>
-            </w:r>
-          </w:p>
-        </w:tc>
-        <w:tc>
-          <w:tcPr>
-            <w:tcW w:type="dxa" w:w="8277"/>
-          </w:tcPr>
-          <w:p>
-            <w:pPr>
-              <w:spacing w:after="20"/>
-            </w:pPr>
-            <w:r/>
-            <w:r>
-              <w:rPr>
-                <w:rFonts w:ascii="Hiragino Mincho ProN" w:hAnsi="Hiragino Mincho ProN" w:eastAsia="Hiragino Mincho ProN"/>
-                <w:b/>
-                <w:sz w:val="22"/>
-              </w:rPr>
-              <w:t>森</w:t>
-            </w:r>
-          </w:p>
-          <w:p>
-            <w:pPr>
-              <w:spacing w:after="60" w:line="360" w:lineRule="auto"/>
-            </w:pPr>
-            <w:r>
-              <w:rPr>
-                <w:rFonts w:ascii="Hiragino Mincho ProN" w:hAnsi="Hiragino Mincho ProN" w:eastAsia="Hiragino Mincho ProN"/>
-                <w:color w:val="4A4640"/>
-                <w:sz w:val="19"/>
-              </w:rPr>
-              <w:t>足〇.六五／見通し九十五／戦う力〇.八五。伏兵を置けるのはここ（と林・集落）</w:t>
-            </w:r>
-          </w:p>
-        </w:tc>
-      </w:tr>
-    </w:tbl>
-    <w:tbl>
-      <w:tblPr>
-        <w:tblW w:type="auto" w:w="0"/>
-        <w:jc w:val="left"/>
-        <w:tblLook w:firstColumn="1" w:firstRow="1" w:lastColumn="0" w:lastRow="0" w:noHBand="0" w:noVBand="1" w:val="04A0"/>
-      </w:tblPr>
-      <w:tblGrid>
-        <w:gridCol w:w="4933"/>
-        <w:gridCol w:w="4933"/>
-      </w:tblGrid>
-      <w:tr>
-        <w:tc>
-          <w:tcPr>
-            <w:tcW w:type="dxa" w:w="1587"/>
-          </w:tcPr>
-          <w:p>
-            <w:r/>
-            <w:r>
-              <w:drawing>
-                <wp:inline xmlns:a="http://schemas.openxmlformats.org/drawingml/2006/main" xmlns:pic="http://schemas.openxmlformats.org/drawingml/2006/picture">
-                  <wp:extent cx="936000" cy="592800"/>
-                  <wp:docPr id="32" name="Picture 32"/>
-                  <wp:cNvGraphicFramePr>
-                    <a:graphicFrameLocks noChangeAspect="1"/>
-                  </wp:cNvGraphicFramePr>
-                  <a:graphic>
-                    <a:graphicData uri="http://schemas.openxmlformats.org/drawingml/2006/picture">
-                      <pic:pic>
-                        <pic:nvPicPr>
-                          <pic:cNvPr id="0" name="chi-oka.jpg"/>
                           <pic:cNvPicPr/>
                         </pic:nvPicPr>
                         <pic:blipFill>
@@ -12111,7 +12088,7 @@
                 <w:b/>
                 <w:sz w:val="22"/>
               </w:rPr>
-              <w:t>丘</w:t>
+              <w:t>林</w:t>
             </w:r>
           </w:p>
           <w:p>
@@ -12124,7 +12101,7 @@
                 <w:color w:val="4A4640"/>
                 <w:sz w:val="19"/>
               </w:rPr>
-              <w:t>足〇.七／戦う力一.一五／見通し三六〇。登れば強い。避けるものではなく、取るもの</w:t>
+              <w:t>足〇.八二／見通し百六十五。軽く身を隠せる</w:t>
             </w:r>
           </w:p>
         </w:tc>
@@ -12159,7 +12136,7 @@
                     <a:graphicData uri="http://schemas.openxmlformats.org/drawingml/2006/picture">
                       <pic:pic>
                         <pic:nvPicPr>
-                          <pic:cNvPr id="0" name="chi-shitsuchi.jpg"/>
+                          <pic:cNvPr id="0" name="chi-mori.jpg"/>
                           <pic:cNvPicPr/>
                         </pic:nvPicPr>
                         <pic:blipFill>
@@ -12198,7 +12175,7 @@
                 <w:b/>
                 <w:sz w:val="22"/>
               </w:rPr>
-              <w:t>湿地</w:t>
+              <w:t>森</w:t>
             </w:r>
           </w:p>
           <w:p>
@@ -12211,7 +12188,7 @@
                 <w:color w:val="4A4640"/>
                 <w:sz w:val="19"/>
               </w:rPr>
-              <w:t>足〇.五／戦う力〇.八。踏み込めば身動きが取れない</w:t>
+              <w:t>足〇.六五／見通し九十五／戦う力〇.八五。伏兵を置けるのはここ（と林・集落）</w:t>
             </w:r>
           </w:p>
         </w:tc>
@@ -12246,7 +12223,7 @@
                     <a:graphicData uri="http://schemas.openxmlformats.org/drawingml/2006/picture">
                       <pic:pic>
                         <pic:nvPicPr>
-                          <pic:cNvPr id="0" name="chi-shuraku.jpg"/>
+                          <pic:cNvPr id="0" name="chi-oka.jpg"/>
                           <pic:cNvPicPr/>
                         </pic:nvPicPr>
                         <pic:blipFill>
@@ -12285,7 +12262,7 @@
                 <w:b/>
                 <w:sz w:val="22"/>
               </w:rPr>
-              <w:t>集落</w:t>
+              <w:t>丘</w:t>
             </w:r>
           </w:p>
           <w:p>
@@ -12298,7 +12275,7 @@
                 <w:color w:val="4A4640"/>
                 <w:sz w:val="19"/>
               </w:rPr>
-              <w:t>足〇.七八／見通し百三十。垣と屋根に紛れる</w:t>
+              <w:t>足〇.七／戦う力一.一五／見通し三六〇。登れば強い。避けるものではなく、取るもの</w:t>
             </w:r>
           </w:p>
         </w:tc>
@@ -12333,7 +12310,7 @@
                     <a:graphicData uri="http://schemas.openxmlformats.org/drawingml/2006/picture">
                       <pic:pic>
                         <pic:nvPicPr>
-                          <pic:cNvPr id="0" name="chi-hashi.jpg"/>
+                          <pic:cNvPr id="0" name="chi-shitsuchi.jpg"/>
                           <pic:cNvPicPr/>
                         </pic:nvPicPr>
                         <pic:blipFill>
@@ -12372,7 +12349,7 @@
                 <w:b/>
                 <w:sz w:val="22"/>
               </w:rPr>
-              <w:t>橋</w:t>
+              <w:t>湿地</w:t>
             </w:r>
           </w:p>
           <w:p>
@@ -12385,7 +12362,7 @@
                 <w:color w:val="4A4640"/>
                 <w:sz w:val="19"/>
               </w:rPr>
-              <w:t>足〇.九五。淵は足〇.一・戦う力〇.五。橋は狭いが確かな道</w:t>
+              <w:t>足〇.五／戦う力〇.八。踏み込めば身動きが取れない</w:t>
             </w:r>
           </w:p>
         </w:tc>
@@ -12420,11 +12397,185 @@
                     <a:graphicData uri="http://schemas.openxmlformats.org/drawingml/2006/picture">
                       <pic:pic>
                         <pic:nvPicPr>
+                          <pic:cNvPr id="0" name="chi-shuraku.jpg"/>
+                          <pic:cNvPicPr/>
+                        </pic:nvPicPr>
+                        <pic:blipFill>
+                          <a:blip r:embed="rId43"/>
+                          <a:stretch>
+                            <a:fillRect/>
+                          </a:stretch>
+                        </pic:blipFill>
+                        <pic:spPr>
+                          <a:xfrm>
+                            <a:off x="0" y="0"/>
+                            <a:ext cx="936000" cy="592800"/>
+                          </a:xfrm>
+                          <a:prstGeom prst="rect"/>
+                        </pic:spPr>
+                      </pic:pic>
+                    </a:graphicData>
+                  </a:graphic>
+                </wp:inline>
+              </w:drawing>
+            </w:r>
+          </w:p>
+        </w:tc>
+        <w:tc>
+          <w:tcPr>
+            <w:tcW w:type="dxa" w:w="8277"/>
+          </w:tcPr>
+          <w:p>
+            <w:pPr>
+              <w:spacing w:after="20"/>
+            </w:pPr>
+            <w:r/>
+            <w:r>
+              <w:rPr>
+                <w:rFonts w:ascii="Hiragino Mincho ProN" w:hAnsi="Hiragino Mincho ProN" w:eastAsia="Hiragino Mincho ProN"/>
+                <w:b/>
+                <w:sz w:val="22"/>
+              </w:rPr>
+              <w:t>集落</w:t>
+            </w:r>
+          </w:p>
+          <w:p>
+            <w:pPr>
+              <w:spacing w:after="60" w:line="360" w:lineRule="auto"/>
+            </w:pPr>
+            <w:r>
+              <w:rPr>
+                <w:rFonts w:ascii="Hiragino Mincho ProN" w:hAnsi="Hiragino Mincho ProN" w:eastAsia="Hiragino Mincho ProN"/>
+                <w:color w:val="4A4640"/>
+                <w:sz w:val="19"/>
+              </w:rPr>
+              <w:t>足〇.七八／見通し百三十。垣と屋根に紛れる</w:t>
+            </w:r>
+          </w:p>
+        </w:tc>
+      </w:tr>
+    </w:tbl>
+    <w:tbl>
+      <w:tblPr>
+        <w:tblW w:type="auto" w:w="0"/>
+        <w:jc w:val="left"/>
+        <w:tblLook w:firstColumn="1" w:firstRow="1" w:lastColumn="0" w:lastRow="0" w:noHBand="0" w:noVBand="1" w:val="04A0"/>
+      </w:tblPr>
+      <w:tblGrid>
+        <w:gridCol w:w="4933"/>
+        <w:gridCol w:w="4933"/>
+      </w:tblGrid>
+      <w:tr>
+        <w:tc>
+          <w:tcPr>
+            <w:tcW w:type="dxa" w:w="1587"/>
+          </w:tcPr>
+          <w:p>
+            <w:r/>
+            <w:r>
+              <w:drawing>
+                <wp:inline xmlns:a="http://schemas.openxmlformats.org/drawingml/2006/main" xmlns:pic="http://schemas.openxmlformats.org/drawingml/2006/picture">
+                  <wp:extent cx="936000" cy="592800"/>
+                  <wp:docPr id="37" name="Picture 37"/>
+                  <wp:cNvGraphicFramePr>
+                    <a:graphicFrameLocks noChangeAspect="1"/>
+                  </wp:cNvGraphicFramePr>
+                  <a:graphic>
+                    <a:graphicData uri="http://schemas.openxmlformats.org/drawingml/2006/picture">
+                      <pic:pic>
+                        <pic:nvPicPr>
+                          <pic:cNvPr id="0" name="chi-hashi.jpg"/>
+                          <pic:cNvPicPr/>
+                        </pic:nvPicPr>
+                        <pic:blipFill>
+                          <a:blip r:embed="rId44"/>
+                          <a:stretch>
+                            <a:fillRect/>
+                          </a:stretch>
+                        </pic:blipFill>
+                        <pic:spPr>
+                          <a:xfrm>
+                            <a:off x="0" y="0"/>
+                            <a:ext cx="936000" cy="592800"/>
+                          </a:xfrm>
+                          <a:prstGeom prst="rect"/>
+                        </pic:spPr>
+                      </pic:pic>
+                    </a:graphicData>
+                  </a:graphic>
+                </wp:inline>
+              </w:drawing>
+            </w:r>
+          </w:p>
+        </w:tc>
+        <w:tc>
+          <w:tcPr>
+            <w:tcW w:type="dxa" w:w="8277"/>
+          </w:tcPr>
+          <w:p>
+            <w:pPr>
+              <w:spacing w:after="20"/>
+            </w:pPr>
+            <w:r/>
+            <w:r>
+              <w:rPr>
+                <w:rFonts w:ascii="Hiragino Mincho ProN" w:hAnsi="Hiragino Mincho ProN" w:eastAsia="Hiragino Mincho ProN"/>
+                <w:b/>
+                <w:sz w:val="22"/>
+              </w:rPr>
+              <w:t>橋</w:t>
+            </w:r>
+          </w:p>
+          <w:p>
+            <w:pPr>
+              <w:spacing w:after="60" w:line="360" w:lineRule="auto"/>
+            </w:pPr>
+            <w:r>
+              <w:rPr>
+                <w:rFonts w:ascii="Hiragino Mincho ProN" w:hAnsi="Hiragino Mincho ProN" w:eastAsia="Hiragino Mincho ProN"/>
+                <w:color w:val="4A4640"/>
+                <w:sz w:val="19"/>
+              </w:rPr>
+              <w:t>足〇.九五。淵は足〇.一・戦う力〇.五。橋は狭いが確かな道</w:t>
+            </w:r>
+          </w:p>
+        </w:tc>
+      </w:tr>
+    </w:tbl>
+    <w:tbl>
+      <w:tblPr>
+        <w:tblW w:type="auto" w:w="0"/>
+        <w:jc w:val="left"/>
+        <w:tblLook w:firstColumn="1" w:firstRow="1" w:lastColumn="0" w:lastRow="0" w:noHBand="0" w:noVBand="1" w:val="04A0"/>
+      </w:tblPr>
+      <w:tblGrid>
+        <w:gridCol w:w="4933"/>
+        <w:gridCol w:w="4933"/>
+      </w:tblGrid>
+      <w:tr>
+        <w:tc>
+          <w:tcPr>
+            <w:tcW w:type="dxa" w:w="1587"/>
+          </w:tcPr>
+          <w:p>
+            <w:r/>
+            <w:r>
+              <w:drawing>
+                <wp:inline xmlns:a="http://schemas.openxmlformats.org/drawingml/2006/main" xmlns:pic="http://schemas.openxmlformats.org/drawingml/2006/picture">
+                  <wp:extent cx="936000" cy="592800"/>
+                  <wp:docPr id="38" name="Picture 38"/>
+                  <wp:cNvGraphicFramePr>
+                    <a:graphicFrameLocks noChangeAspect="1"/>
+                  </wp:cNvGraphicFramePr>
+                  <a:graphic>
+                    <a:graphicData uri="http://schemas.openxmlformats.org/drawingml/2006/picture">
+                      <pic:pic>
+                        <pic:nvPicPr>
                           <pic:cNvPr id="0" name="chi-asase.jpg"/>
                           <pic:cNvPicPr/>
                         </pic:nvPicPr>
                         <pic:blipFill>
-                          <a:blip r:embed="rId43"/>
+                          <a:blip r:embed="rId45"/>
                           <a:stretch>
                             <a:fillRect/>
                           </a:stretch>
@@ -12931,7 +13082,7 @@
         <w:drawing>
           <wp:inline xmlns:a="http://schemas.openxmlformats.org/drawingml/2006/main" xmlns:pic="http://schemas.openxmlformats.org/drawingml/2006/picture">
             <wp:extent cx="6048000" cy="6048000"/>
-            <wp:docPr id="37" name="Picture 37"/>
+            <wp:docPr id="39" name="Picture 39"/>
             <wp:cNvGraphicFramePr>
               <a:graphicFrameLocks noChangeAspect="1"/>
             </wp:cNvGraphicFramePr>
@@ -12943,7 +13094,7 @@
                     <pic:cNvPicPr/>
                   </pic:nvPicPr>
                   <pic:blipFill>
-                    <a:blip r:embed="rId44"/>
+                    <a:blip r:embed="rId46"/>
                     <a:stretch>
                       <a:fillRect/>
                     </a:stretch>
@@ -12999,7 +13150,7 @@
         <w:drawing>
           <wp:inline xmlns:a="http://schemas.openxmlformats.org/drawingml/2006/main" xmlns:pic="http://schemas.openxmlformats.org/drawingml/2006/picture">
             <wp:extent cx="6048000" cy="4783968"/>
-            <wp:docPr id="38" name="Picture 38"/>
+            <wp:docPr id="40" name="Picture 40"/>
             <wp:cNvGraphicFramePr>
               <a:graphicFrameLocks noChangeAspect="1"/>
             </wp:cNvGraphicFramePr>
@@ -13011,7 +13162,7 @@
                     <pic:cNvPicPr/>
                   </pic:nvPicPr>
                   <pic:blipFill>
-                    <a:blip r:embed="rId45"/>
+                    <a:blip r:embed="rId47"/>
                     <a:stretch>
                       <a:fillRect/>
                     </a:stretch>
@@ -13480,7 +13631,7 @@
         <w:drawing>
           <wp:inline xmlns:a="http://schemas.openxmlformats.org/drawingml/2006/main" xmlns:pic="http://schemas.openxmlformats.org/drawingml/2006/picture">
             <wp:extent cx="6048000" cy="4783968"/>
-            <wp:docPr id="39" name="Picture 39"/>
+            <wp:docPr id="41" name="Picture 41"/>
             <wp:cNvGraphicFramePr>
               <a:graphicFrameLocks noChangeAspect="1"/>
             </wp:cNvGraphicFramePr>
@@ -13492,7 +13643,7 @@
                     <pic:cNvPicPr/>
                   </pic:nvPicPr>
                   <pic:blipFill>
-                    <a:blip r:embed="rId46"/>
+                    <a:blip r:embed="rId48"/>
                     <a:stretch>
                       <a:fillRect/>
                     </a:stretch>
@@ -13548,7 +13699,7 @@
         <w:drawing>
           <wp:inline xmlns:a="http://schemas.openxmlformats.org/drawingml/2006/main" xmlns:pic="http://schemas.openxmlformats.org/drawingml/2006/picture">
             <wp:extent cx="6048000" cy="4783968"/>
-            <wp:docPr id="40" name="Picture 40"/>
+            <wp:docPr id="42" name="Picture 42"/>
             <wp:cNvGraphicFramePr>
               <a:graphicFrameLocks noChangeAspect="1"/>
             </wp:cNvGraphicFramePr>
@@ -13560,7 +13711,7 @@
                     <pic:cNvPicPr/>
                   </pic:nvPicPr>
                   <pic:blipFill>
-                    <a:blip r:embed="rId47"/>
+                    <a:blip r:embed="rId49"/>
                     <a:stretch>
                       <a:fillRect/>
                     </a:stretch>
@@ -13674,7 +13825,7 @@
               <w:drawing>
                 <wp:inline xmlns:a="http://schemas.openxmlformats.org/drawingml/2006/main" xmlns:pic="http://schemas.openxmlformats.org/drawingml/2006/picture">
                   <wp:extent cx="936000" cy="599040"/>
-                  <wp:docPr id="41" name="Picture 41"/>
+                  <wp:docPr id="43" name="Picture 43"/>
                   <wp:cNvGraphicFramePr>
                     <a:graphicFrameLocks noChangeAspect="1"/>
                   </wp:cNvGraphicFramePr>
@@ -13683,180 +13834,6 @@
                       <pic:pic>
                         <pic:nvPicPr>
                           <pic:cNvPr id="0" name="fune-tekko.jpg"/>
-                          <pic:cNvPicPr/>
-                        </pic:nvPicPr>
-                        <pic:blipFill>
-                          <a:blip r:embed="rId48"/>
-                          <a:stretch>
-                            <a:fillRect/>
-                          </a:stretch>
-                        </pic:blipFill>
-                        <pic:spPr>
-                          <a:xfrm>
-                            <a:off x="0" y="0"/>
-                            <a:ext cx="936000" cy="599040"/>
-                          </a:xfrm>
-                          <a:prstGeom prst="rect"/>
-                        </pic:spPr>
-                      </pic:pic>
-                    </a:graphicData>
-                  </a:graphic>
-                </wp:inline>
-              </w:drawing>
-            </w:r>
-          </w:p>
-        </w:tc>
-        <w:tc>
-          <w:tcPr>
-            <w:tcW w:type="dxa" w:w="8277"/>
-          </w:tcPr>
-          <w:p>
-            <w:pPr>
-              <w:spacing w:after="20"/>
-            </w:pPr>
-            <w:r/>
-            <w:r>
-              <w:rPr>
-                <w:rFonts w:ascii="Hiragino Mincho ProN" w:hAnsi="Hiragino Mincho ProN" w:eastAsia="Hiragino Mincho ProN"/>
-                <w:b/>
-                <w:sz w:val="22"/>
-              </w:rPr>
-              <w:t>鉄甲船</w:t>
-            </w:r>
-          </w:p>
-          <w:p>
-            <w:pPr>
-              <w:spacing w:after="60" w:line="360" w:lineRule="auto"/>
-            </w:pPr>
-            <w:r>
-              <w:rPr>
-                <w:rFonts w:ascii="Hiragino Mincho ProN" w:hAnsi="Hiragino Mincho ProN" w:eastAsia="Hiragino Mincho ProN"/>
-                <w:color w:val="4A4640"/>
-                <w:sz w:val="19"/>
-              </w:rPr>
-              <w:t>乗り百十・耐え三百二十。火矢も焙烙も通らず、大筒を遠くまで撃つ。極めて鈍い</w:t>
-            </w:r>
-          </w:p>
-        </w:tc>
-      </w:tr>
-    </w:tbl>
-    <w:tbl>
-      <w:tblPr>
-        <w:tblW w:type="auto" w:w="0"/>
-        <w:jc w:val="left"/>
-        <w:tblLook w:firstColumn="1" w:firstRow="1" w:lastColumn="0" w:lastRow="0" w:noHBand="0" w:noVBand="1" w:val="04A0"/>
-      </w:tblPr>
-      <w:tblGrid>
-        <w:gridCol w:w="4933"/>
-        <w:gridCol w:w="4933"/>
-      </w:tblGrid>
-      <w:tr>
-        <w:tc>
-          <w:tcPr>
-            <w:tcW w:type="dxa" w:w="1587"/>
-          </w:tcPr>
-          <w:p>
-            <w:r/>
-            <w:r>
-              <w:drawing>
-                <wp:inline xmlns:a="http://schemas.openxmlformats.org/drawingml/2006/main" xmlns:pic="http://schemas.openxmlformats.org/drawingml/2006/picture">
-                  <wp:extent cx="936000" cy="599040"/>
-                  <wp:docPr id="42" name="Picture 42"/>
-                  <wp:cNvGraphicFramePr>
-                    <a:graphicFrameLocks noChangeAspect="1"/>
-                  </wp:cNvGraphicFramePr>
-                  <a:graphic>
-                    <a:graphicData uri="http://schemas.openxmlformats.org/drawingml/2006/picture">
-                      <pic:pic>
-                        <pic:nvPicPr>
-                          <pic:cNvPr id="0" name="fune-atake.jpg"/>
-                          <pic:cNvPicPr/>
-                        </pic:nvPicPr>
-                        <pic:blipFill>
-                          <a:blip r:embed="rId49"/>
-                          <a:stretch>
-                            <a:fillRect/>
-                          </a:stretch>
-                        </pic:blipFill>
-                        <pic:spPr>
-                          <a:xfrm>
-                            <a:off x="0" y="0"/>
-                            <a:ext cx="936000" cy="599040"/>
-                          </a:xfrm>
-                          <a:prstGeom prst="rect"/>
-                        </pic:spPr>
-                      </pic:pic>
-                    </a:graphicData>
-                  </a:graphic>
-                </wp:inline>
-              </w:drawing>
-            </w:r>
-          </w:p>
-        </w:tc>
-        <w:tc>
-          <w:tcPr>
-            <w:tcW w:type="dxa" w:w="8277"/>
-          </w:tcPr>
-          <w:p>
-            <w:pPr>
-              <w:spacing w:after="20"/>
-            </w:pPr>
-            <w:r/>
-            <w:r>
-              <w:rPr>
-                <w:rFonts w:ascii="Hiragino Mincho ProN" w:hAnsi="Hiragino Mincho ProN" w:eastAsia="Hiragino Mincho ProN"/>
-                <w:b/>
-                <w:sz w:val="22"/>
-              </w:rPr>
-              <w:t>安宅船</w:t>
-            </w:r>
-          </w:p>
-          <w:p>
-            <w:pPr>
-              <w:spacing w:after="60" w:line="360" w:lineRule="auto"/>
-            </w:pPr>
-            <w:r>
-              <w:rPr>
-                <w:rFonts w:ascii="Hiragino Mincho ProN" w:hAnsi="Hiragino Mincho ProN" w:eastAsia="Hiragino Mincho ProN"/>
-                <w:color w:val="4A4640"/>
-                <w:sz w:val="19"/>
-              </w:rPr>
-              <w:t>乗り九十・耐え百三十。鈍いが落ちない。旗艦となる</w:t>
-            </w:r>
-          </w:p>
-        </w:tc>
-      </w:tr>
-    </w:tbl>
-    <w:tbl>
-      <w:tblPr>
-        <w:tblW w:type="auto" w:w="0"/>
-        <w:jc w:val="left"/>
-        <w:tblLook w:firstColumn="1" w:firstRow="1" w:lastColumn="0" w:lastRow="0" w:noHBand="0" w:noVBand="1" w:val="04A0"/>
-      </w:tblPr>
-      <w:tblGrid>
-        <w:gridCol w:w="4933"/>
-        <w:gridCol w:w="4933"/>
-      </w:tblGrid>
-      <w:tr>
-        <w:tc>
-          <w:tcPr>
-            <w:tcW w:type="dxa" w:w="1587"/>
-          </w:tcPr>
-          <w:p>
-            <w:r/>
-            <w:r>
-              <w:drawing>
-                <wp:inline xmlns:a="http://schemas.openxmlformats.org/drawingml/2006/main" xmlns:pic="http://schemas.openxmlformats.org/drawingml/2006/picture">
-                  <wp:extent cx="936000" cy="599040"/>
-                  <wp:docPr id="43" name="Picture 43"/>
-                  <wp:cNvGraphicFramePr>
-                    <a:graphicFrameLocks noChangeAspect="1"/>
-                  </wp:cNvGraphicFramePr>
-                  <a:graphic>
-                    <a:graphicData uri="http://schemas.openxmlformats.org/drawingml/2006/picture">
-                      <pic:pic>
-                        <pic:nvPicPr>
-                          <pic:cNvPr id="0" name="fune-seki.jpg"/>
                           <pic:cNvPicPr/>
                         </pic:nvPicPr>
                         <pic:blipFill>
@@ -13895,7 +13872,7 @@
                 <w:b/>
                 <w:sz w:val="22"/>
               </w:rPr>
-              <w:t>関船</w:t>
+              <w:t>鉄甲船</w:t>
             </w:r>
           </w:p>
           <w:p>
@@ -13908,7 +13885,7 @@
                 <w:color w:val="4A4640"/>
                 <w:sz w:val="19"/>
               </w:rPr>
-              <w:t>乗り四十八・耐え六十二。速さと厚みの釣り合いが取れている</w:t>
+              <w:t>乗り百十・耐え三百二十。火矢も焙烙も通らず、大筒を遠くまで撃つ。極めて鈍い</w:t>
             </w:r>
           </w:p>
         </w:tc>
@@ -13943,11 +13920,185 @@
                     <a:graphicData uri="http://schemas.openxmlformats.org/drawingml/2006/picture">
                       <pic:pic>
                         <pic:nvPicPr>
+                          <pic:cNvPr id="0" name="fune-atake.jpg"/>
+                          <pic:cNvPicPr/>
+                        </pic:nvPicPr>
+                        <pic:blipFill>
+                          <a:blip r:embed="rId51"/>
+                          <a:stretch>
+                            <a:fillRect/>
+                          </a:stretch>
+                        </pic:blipFill>
+                        <pic:spPr>
+                          <a:xfrm>
+                            <a:off x="0" y="0"/>
+                            <a:ext cx="936000" cy="599040"/>
+                          </a:xfrm>
+                          <a:prstGeom prst="rect"/>
+                        </pic:spPr>
+                      </pic:pic>
+                    </a:graphicData>
+                  </a:graphic>
+                </wp:inline>
+              </w:drawing>
+            </w:r>
+          </w:p>
+        </w:tc>
+        <w:tc>
+          <w:tcPr>
+            <w:tcW w:type="dxa" w:w="8277"/>
+          </w:tcPr>
+          <w:p>
+            <w:pPr>
+              <w:spacing w:after="20"/>
+            </w:pPr>
+            <w:r/>
+            <w:r>
+              <w:rPr>
+                <w:rFonts w:ascii="Hiragino Mincho ProN" w:hAnsi="Hiragino Mincho ProN" w:eastAsia="Hiragino Mincho ProN"/>
+                <w:b/>
+                <w:sz w:val="22"/>
+              </w:rPr>
+              <w:t>安宅船</w:t>
+            </w:r>
+          </w:p>
+          <w:p>
+            <w:pPr>
+              <w:spacing w:after="60" w:line="360" w:lineRule="auto"/>
+            </w:pPr>
+            <w:r>
+              <w:rPr>
+                <w:rFonts w:ascii="Hiragino Mincho ProN" w:hAnsi="Hiragino Mincho ProN" w:eastAsia="Hiragino Mincho ProN"/>
+                <w:color w:val="4A4640"/>
+                <w:sz w:val="19"/>
+              </w:rPr>
+              <w:t>乗り九十・耐え百三十。鈍いが落ちない。旗艦となる</w:t>
+            </w:r>
+          </w:p>
+        </w:tc>
+      </w:tr>
+    </w:tbl>
+    <w:tbl>
+      <w:tblPr>
+        <w:tblW w:type="auto" w:w="0"/>
+        <w:jc w:val="left"/>
+        <w:tblLook w:firstColumn="1" w:firstRow="1" w:lastColumn="0" w:lastRow="0" w:noHBand="0" w:noVBand="1" w:val="04A0"/>
+      </w:tblPr>
+      <w:tblGrid>
+        <w:gridCol w:w="4933"/>
+        <w:gridCol w:w="4933"/>
+      </w:tblGrid>
+      <w:tr>
+        <w:tc>
+          <w:tcPr>
+            <w:tcW w:type="dxa" w:w="1587"/>
+          </w:tcPr>
+          <w:p>
+            <w:r/>
+            <w:r>
+              <w:drawing>
+                <wp:inline xmlns:a="http://schemas.openxmlformats.org/drawingml/2006/main" xmlns:pic="http://schemas.openxmlformats.org/drawingml/2006/picture">
+                  <wp:extent cx="936000" cy="599040"/>
+                  <wp:docPr id="45" name="Picture 45"/>
+                  <wp:cNvGraphicFramePr>
+                    <a:graphicFrameLocks noChangeAspect="1"/>
+                  </wp:cNvGraphicFramePr>
+                  <a:graphic>
+                    <a:graphicData uri="http://schemas.openxmlformats.org/drawingml/2006/picture">
+                      <pic:pic>
+                        <pic:nvPicPr>
+                          <pic:cNvPr id="0" name="fune-seki.jpg"/>
+                          <pic:cNvPicPr/>
+                        </pic:nvPicPr>
+                        <pic:blipFill>
+                          <a:blip r:embed="rId52"/>
+                          <a:stretch>
+                            <a:fillRect/>
+                          </a:stretch>
+                        </pic:blipFill>
+                        <pic:spPr>
+                          <a:xfrm>
+                            <a:off x="0" y="0"/>
+                            <a:ext cx="936000" cy="599040"/>
+                          </a:xfrm>
+                          <a:prstGeom prst="rect"/>
+                        </pic:spPr>
+                      </pic:pic>
+                    </a:graphicData>
+                  </a:graphic>
+                </wp:inline>
+              </w:drawing>
+            </w:r>
+          </w:p>
+        </w:tc>
+        <w:tc>
+          <w:tcPr>
+            <w:tcW w:type="dxa" w:w="8277"/>
+          </w:tcPr>
+          <w:p>
+            <w:pPr>
+              <w:spacing w:after="20"/>
+            </w:pPr>
+            <w:r/>
+            <w:r>
+              <w:rPr>
+                <w:rFonts w:ascii="Hiragino Mincho ProN" w:hAnsi="Hiragino Mincho ProN" w:eastAsia="Hiragino Mincho ProN"/>
+                <w:b/>
+                <w:sz w:val="22"/>
+              </w:rPr>
+              <w:t>関船</w:t>
+            </w:r>
+          </w:p>
+          <w:p>
+            <w:pPr>
+              <w:spacing w:after="60" w:line="360" w:lineRule="auto"/>
+            </w:pPr>
+            <w:r>
+              <w:rPr>
+                <w:rFonts w:ascii="Hiragino Mincho ProN" w:hAnsi="Hiragino Mincho ProN" w:eastAsia="Hiragino Mincho ProN"/>
+                <w:color w:val="4A4640"/>
+                <w:sz w:val="19"/>
+              </w:rPr>
+              <w:t>乗り四十八・耐え六十二。速さと厚みの釣り合いが取れている</w:t>
+            </w:r>
+          </w:p>
+        </w:tc>
+      </w:tr>
+    </w:tbl>
+    <w:tbl>
+      <w:tblPr>
+        <w:tblW w:type="auto" w:w="0"/>
+        <w:jc w:val="left"/>
+        <w:tblLook w:firstColumn="1" w:firstRow="1" w:lastColumn="0" w:lastRow="0" w:noHBand="0" w:noVBand="1" w:val="04A0"/>
+      </w:tblPr>
+      <w:tblGrid>
+        <w:gridCol w:w="4933"/>
+        <w:gridCol w:w="4933"/>
+      </w:tblGrid>
+      <w:tr>
+        <w:tc>
+          <w:tcPr>
+            <w:tcW w:type="dxa" w:w="1587"/>
+          </w:tcPr>
+          <w:p>
+            <w:r/>
+            <w:r>
+              <w:drawing>
+                <wp:inline xmlns:a="http://schemas.openxmlformats.org/drawingml/2006/main" xmlns:pic="http://schemas.openxmlformats.org/drawingml/2006/picture">
+                  <wp:extent cx="936000" cy="599040"/>
+                  <wp:docPr id="46" name="Picture 46"/>
+                  <wp:cNvGraphicFramePr>
+                    <a:graphicFrameLocks noChangeAspect="1"/>
+                  </wp:cNvGraphicFramePr>
+                  <a:graphic>
+                    <a:graphicData uri="http://schemas.openxmlformats.org/drawingml/2006/picture">
+                      <pic:pic>
+                        <pic:nvPicPr>
                           <pic:cNvPr id="0" name="fune-kobaya.jpg"/>
                           <pic:cNvPicPr/>
                         </pic:nvPicPr>
                         <pic:blipFill>
-                          <a:blip r:embed="rId51"/>
+                          <a:blip r:embed="rId53"/>
                           <a:stretch>
                             <a:fillRect/>
                           </a:stretch>
